--- a/Reports/lab_7-8.docx
+++ b/Reports/lab_7-8.docx
@@ -10,17 +10,17 @@
           <w:rFonts w:ascii="Times New Roman" w:hAnsi="Times New Roman" w:cs="Times New Roman"/>
           <w:b/>
           <w:bCs/>
-          <w:sz w:val="28"/>
-          <w:szCs w:val="28"/>
-        </w:rPr>
-      </w:pPr>
-      <w:r>
-        <w:rPr>
-          <w:rFonts w:ascii="Times New Roman" w:hAnsi="Times New Roman" w:cs="Times New Roman"/>
-          <w:b/>
-          <w:bCs/>
-          <w:sz w:val="28"/>
-          <w:szCs w:val="28"/>
+          <w:sz w:val="24"/>
+          <w:szCs w:val="24"/>
+        </w:rPr>
+      </w:pPr>
+      <w:r>
+        <w:rPr>
+          <w:rFonts w:ascii="Times New Roman" w:hAnsi="Times New Roman" w:cs="Times New Roman"/>
+          <w:b/>
+          <w:bCs/>
+          <w:sz w:val="24"/>
+          <w:szCs w:val="24"/>
         </w:rPr>
         <w:t>Звіт</w:t>
       </w:r>
@@ -33,17 +33,17 @@
           <w:rFonts w:ascii="Times New Roman" w:hAnsi="Times New Roman" w:cs="Times New Roman"/>
           <w:b/>
           <w:bCs/>
-          <w:sz w:val="28"/>
-          <w:szCs w:val="28"/>
-        </w:rPr>
-      </w:pPr>
-      <w:r>
-        <w:rPr>
-          <w:rFonts w:ascii="Times New Roman" w:hAnsi="Times New Roman" w:cs="Times New Roman"/>
-          <w:b/>
-          <w:bCs/>
-          <w:sz w:val="28"/>
-          <w:szCs w:val="28"/>
+          <w:sz w:val="24"/>
+          <w:szCs w:val="24"/>
+        </w:rPr>
+      </w:pPr>
+      <w:r>
+        <w:rPr>
+          <w:rFonts w:ascii="Times New Roman" w:hAnsi="Times New Roman" w:cs="Times New Roman"/>
+          <w:b/>
+          <w:bCs/>
+          <w:sz w:val="24"/>
+          <w:szCs w:val="24"/>
         </w:rPr>
         <w:t xml:space="preserve">з лабораторної роботи </w:t>
       </w:r>
@@ -52,8 +52,8 @@
           <w:rFonts w:ascii="Times New Roman" w:hAnsi="Times New Roman" w:cs="Times New Roman"/>
           <w:b/>
           <w:bCs/>
-          <w:sz w:val="28"/>
-          <w:szCs w:val="28"/>
+          <w:sz w:val="24"/>
+          <w:szCs w:val="24"/>
         </w:rPr>
         <w:t>7-8</w:t>
       </w:r>
@@ -66,8 +66,8 @@
           <w:rFonts w:ascii="Times New Roman" w:hAnsi="Times New Roman" w:cs="Times New Roman"/>
           <w:b/>
           <w:bCs/>
-          <w:sz w:val="28"/>
-          <w:szCs w:val="28"/>
+          <w:sz w:val="24"/>
+          <w:szCs w:val="24"/>
           <w:lang w:val="en-US"/>
         </w:rPr>
       </w:pPr>
@@ -76,8 +76,8 @@
           <w:rFonts w:ascii="Times New Roman" w:hAnsi="Times New Roman" w:cs="Times New Roman"/>
           <w:b/>
           <w:bCs/>
-          <w:sz w:val="28"/>
-          <w:szCs w:val="28"/>
+          <w:sz w:val="24"/>
+          <w:szCs w:val="24"/>
           <w:lang w:val="en-US"/>
         </w:rPr>
         <w:t>“</w:t>
@@ -87,8 +87,8 @@
           <w:rFonts w:ascii="Times New Roman" w:hAnsi="Times New Roman" w:cs="Times New Roman"/>
           <w:b/>
           <w:bCs/>
-          <w:sz w:val="28"/>
-          <w:szCs w:val="28"/>
+          <w:sz w:val="24"/>
+          <w:szCs w:val="24"/>
         </w:rPr>
         <w:t>Шаблони</w:t>
       </w:r>
@@ -97,20 +97,31 @@
           <w:rFonts w:ascii="Times New Roman" w:hAnsi="Times New Roman" w:cs="Times New Roman"/>
           <w:b/>
           <w:bCs/>
-          <w:sz w:val="28"/>
-          <w:szCs w:val="28"/>
+          <w:sz w:val="24"/>
+          <w:szCs w:val="24"/>
           <w:lang w:val="en-US"/>
         </w:rPr>
         <w:t xml:space="preserve"> </w:t>
       </w:r>
-      <w:proofErr w:type="spellStart"/>
-      <w:r>
-        <w:rPr>
-          <w:rFonts w:ascii="Times New Roman" w:hAnsi="Times New Roman" w:cs="Times New Roman"/>
-          <w:b/>
-          <w:bCs/>
-          <w:sz w:val="28"/>
-          <w:szCs w:val="28"/>
+      <w:r>
+        <w:rPr>
+          <w:rFonts w:ascii="Times New Roman" w:hAnsi="Times New Roman" w:cs="Times New Roman"/>
+          <w:b/>
+          <w:bCs/>
+          <w:sz w:val="24"/>
+          <w:szCs w:val="24"/>
+          <w:lang w:val="en-US"/>
+        </w:rPr>
+        <w:t xml:space="preserve">Composite, </w:t>
+      </w:r>
+      <w:proofErr w:type="spellStart"/>
+      <w:r>
+        <w:rPr>
+          <w:rFonts w:ascii="Times New Roman" w:hAnsi="Times New Roman" w:cs="Times New Roman"/>
+          <w:b/>
+          <w:bCs/>
+          <w:sz w:val="24"/>
+          <w:szCs w:val="24"/>
         </w:rPr>
         <w:t>Decorator</w:t>
       </w:r>
@@ -120,40 +131,8 @@
           <w:rFonts w:ascii="Times New Roman" w:hAnsi="Times New Roman" w:cs="Times New Roman"/>
           <w:b/>
           <w:bCs/>
-          <w:sz w:val="28"/>
-          <w:szCs w:val="28"/>
-        </w:rPr>
-        <w:t>,</w:t>
-      </w:r>
-      <w:r>
-        <w:rPr>
-          <w:rFonts w:ascii="Times New Roman" w:hAnsi="Times New Roman" w:cs="Times New Roman"/>
-          <w:b/>
-          <w:bCs/>
-          <w:sz w:val="28"/>
-          <w:szCs w:val="28"/>
-        </w:rPr>
-        <w:t xml:space="preserve"> </w:t>
-      </w:r>
-      <w:proofErr w:type="spellStart"/>
-      <w:r>
-        <w:rPr>
-          <w:rFonts w:ascii="Times New Roman" w:hAnsi="Times New Roman" w:cs="Times New Roman"/>
-          <w:b/>
-          <w:bCs/>
-          <w:sz w:val="28"/>
-          <w:szCs w:val="28"/>
-        </w:rPr>
-        <w:t>Facade</w:t>
-      </w:r>
-      <w:proofErr w:type="spellEnd"/>
-      <w:r>
-        <w:rPr>
-          <w:rFonts w:ascii="Times New Roman" w:hAnsi="Times New Roman" w:cs="Times New Roman"/>
-          <w:b/>
-          <w:bCs/>
-          <w:sz w:val="28"/>
-          <w:szCs w:val="28"/>
+          <w:sz w:val="24"/>
+          <w:szCs w:val="24"/>
           <w:lang w:val="en-US"/>
         </w:rPr>
         <w:t>”</w:t>
@@ -167,17 +146,17 @@
           <w:rFonts w:ascii="Times New Roman" w:hAnsi="Times New Roman" w:cs="Times New Roman"/>
           <w:b/>
           <w:bCs/>
-          <w:sz w:val="28"/>
-          <w:szCs w:val="28"/>
-        </w:rPr>
-      </w:pPr>
-      <w:r>
-        <w:rPr>
-          <w:rFonts w:ascii="Times New Roman" w:hAnsi="Times New Roman" w:cs="Times New Roman"/>
-          <w:b/>
-          <w:bCs/>
-          <w:sz w:val="28"/>
-          <w:szCs w:val="28"/>
+          <w:sz w:val="24"/>
+          <w:szCs w:val="24"/>
+        </w:rPr>
+      </w:pPr>
+      <w:r>
+        <w:rPr>
+          <w:rFonts w:ascii="Times New Roman" w:hAnsi="Times New Roman" w:cs="Times New Roman"/>
+          <w:b/>
+          <w:bCs/>
+          <w:sz w:val="24"/>
+          <w:szCs w:val="24"/>
         </w:rPr>
         <w:t>Чорноконь Денис</w:t>
       </w:r>
@@ -187,35 +166,35 @@
         <w:spacing w:after="0" w:line="360" w:lineRule="auto"/>
         <w:rPr>
           <w:rFonts w:ascii="Times New Roman" w:hAnsi="Times New Roman" w:cs="Times New Roman"/>
-          <w:sz w:val="28"/>
-          <w:szCs w:val="28"/>
-        </w:rPr>
-      </w:pPr>
-    </w:p>
-    <w:p>
-      <w:pPr>
-        <w:spacing w:after="0" w:line="360" w:lineRule="auto"/>
-        <w:rPr>
-          <w:rFonts w:ascii="Times New Roman" w:hAnsi="Times New Roman" w:cs="Times New Roman"/>
-          <w:sz w:val="28"/>
-          <w:szCs w:val="28"/>
-        </w:rPr>
-      </w:pPr>
-      <w:r>
-        <w:rPr>
-          <w:rFonts w:ascii="Times New Roman" w:hAnsi="Times New Roman" w:cs="Times New Roman"/>
-          <w:b/>
-          <w:bCs/>
-          <w:sz w:val="28"/>
-          <w:szCs w:val="28"/>
+          <w:sz w:val="24"/>
+          <w:szCs w:val="24"/>
+        </w:rPr>
+      </w:pPr>
+    </w:p>
+    <w:p>
+      <w:pPr>
+        <w:spacing w:after="0" w:line="360" w:lineRule="auto"/>
+        <w:rPr>
+          <w:rFonts w:ascii="Times New Roman" w:hAnsi="Times New Roman" w:cs="Times New Roman"/>
+          <w:sz w:val="24"/>
+          <w:szCs w:val="24"/>
+        </w:rPr>
+      </w:pPr>
+      <w:r>
+        <w:rPr>
+          <w:rFonts w:ascii="Times New Roman" w:hAnsi="Times New Roman" w:cs="Times New Roman"/>
+          <w:b/>
+          <w:bCs/>
+          <w:sz w:val="24"/>
+          <w:szCs w:val="24"/>
         </w:rPr>
         <w:t>Мета:</w:t>
       </w:r>
       <w:r>
         <w:rPr>
           <w:rFonts w:ascii="Times New Roman" w:hAnsi="Times New Roman" w:cs="Times New Roman"/>
-          <w:sz w:val="28"/>
-          <w:szCs w:val="28"/>
+          <w:sz w:val="24"/>
+          <w:szCs w:val="24"/>
         </w:rPr>
         <w:t xml:space="preserve"> ознайомитися з принципами роботи структурних шаблонів проектування </w:t>
       </w:r>
@@ -223,8 +202,8 @@
       <w:r>
         <w:rPr>
           <w:rFonts w:ascii="Times New Roman" w:hAnsi="Times New Roman" w:cs="Times New Roman"/>
-          <w:sz w:val="28"/>
-          <w:szCs w:val="28"/>
+          <w:sz w:val="24"/>
+          <w:szCs w:val="24"/>
         </w:rPr>
         <w:t>Decorator</w:t>
       </w:r>
@@ -232,26 +211,25 @@
       <w:r>
         <w:rPr>
           <w:rFonts w:ascii="Times New Roman" w:hAnsi="Times New Roman" w:cs="Times New Roman"/>
-          <w:sz w:val="28"/>
-          <w:szCs w:val="28"/>
+          <w:sz w:val="24"/>
+          <w:szCs w:val="24"/>
         </w:rPr>
         <w:t xml:space="preserve"> та </w:t>
       </w:r>
-      <w:proofErr w:type="spellStart"/>
-      <w:r>
-        <w:rPr>
-          <w:rFonts w:ascii="Times New Roman" w:hAnsi="Times New Roman" w:cs="Times New Roman"/>
-          <w:sz w:val="28"/>
-          <w:szCs w:val="28"/>
-        </w:rPr>
-        <w:t>Facade</w:t>
-      </w:r>
-      <w:proofErr w:type="spellEnd"/>
-      <w:r>
-        <w:rPr>
-          <w:rFonts w:ascii="Times New Roman" w:hAnsi="Times New Roman" w:cs="Times New Roman"/>
-          <w:sz w:val="28"/>
-          <w:szCs w:val="28"/>
+      <w:r>
+        <w:rPr>
+          <w:rFonts w:ascii="Times New Roman" w:hAnsi="Times New Roman" w:cs="Times New Roman"/>
+          <w:sz w:val="24"/>
+          <w:szCs w:val="24"/>
+          <w:lang w:val="en-US"/>
+        </w:rPr>
+        <w:t>Composite</w:t>
+      </w:r>
+      <w:r>
+        <w:rPr>
+          <w:rFonts w:ascii="Times New Roman" w:hAnsi="Times New Roman" w:cs="Times New Roman"/>
+          <w:sz w:val="24"/>
+          <w:szCs w:val="24"/>
         </w:rPr>
         <w:t xml:space="preserve">. </w:t>
       </w:r>
@@ -265,17 +243,17 @@
           <w:rFonts w:ascii="Times New Roman" w:hAnsi="Times New Roman" w:cs="Times New Roman"/>
           <w:b/>
           <w:bCs/>
-          <w:sz w:val="28"/>
-          <w:szCs w:val="28"/>
-        </w:rPr>
-      </w:pPr>
-      <w:r>
-        <w:rPr>
-          <w:rFonts w:ascii="Times New Roman" w:hAnsi="Times New Roman" w:cs="Times New Roman"/>
-          <w:b/>
-          <w:bCs/>
-          <w:sz w:val="28"/>
-          <w:szCs w:val="28"/>
+          <w:sz w:val="24"/>
+          <w:szCs w:val="24"/>
+        </w:rPr>
+      </w:pPr>
+      <w:r>
+        <w:rPr>
+          <w:rFonts w:ascii="Times New Roman" w:hAnsi="Times New Roman" w:cs="Times New Roman"/>
+          <w:b/>
+          <w:bCs/>
+          <w:sz w:val="24"/>
+          <w:szCs w:val="24"/>
         </w:rPr>
         <w:t>Хід роботи</w:t>
       </w:r>
@@ -288,8 +266,8 @@
           <w:rFonts w:ascii="Times New Roman" w:eastAsia="Times New Roman" w:hAnsi="Times New Roman" w:cs="Times New Roman"/>
           <w:b/>
           <w:bCs/>
-          <w:sz w:val="28"/>
-          <w:szCs w:val="28"/>
+          <w:sz w:val="24"/>
+          <w:szCs w:val="24"/>
           <w:lang w:val="en-US" w:eastAsia="uk-UA"/>
         </w:rPr>
       </w:pPr>
@@ -298,8 +276,8 @@
           <w:rFonts w:ascii="Times New Roman" w:eastAsia="Times New Roman" w:hAnsi="Times New Roman" w:cs="Times New Roman"/>
           <w:b/>
           <w:bCs/>
-          <w:sz w:val="28"/>
-          <w:szCs w:val="28"/>
+          <w:sz w:val="24"/>
+          <w:szCs w:val="24"/>
           <w:lang w:eastAsia="uk-UA"/>
         </w:rPr>
         <w:t xml:space="preserve">Завдання 1. Шаблон </w:t>
@@ -309,11 +287,11 @@
           <w:rFonts w:ascii="Times New Roman" w:eastAsia="Times New Roman" w:hAnsi="Times New Roman" w:cs="Times New Roman"/>
           <w:b/>
           <w:bCs/>
-          <w:sz w:val="28"/>
-          <w:szCs w:val="28"/>
+          <w:sz w:val="24"/>
+          <w:szCs w:val="24"/>
           <w:lang w:val="en-US" w:eastAsia="uk-UA"/>
         </w:rPr>
-        <w:t>Facade</w:t>
+        <w:t>Composite</w:t>
       </w:r>
     </w:p>
     <w:p>
@@ -321,69 +299,78 @@
         <w:spacing w:after="0" w:line="360" w:lineRule="auto"/>
         <w:ind w:firstLine="360"/>
         <w:rPr>
-          <w:rFonts w:ascii="Times New Roman" w:eastAsia="Times New Roman" w:hAnsi="Times New Roman" w:cs="Times New Roman"/>
-          <w:sz w:val="28"/>
-          <w:szCs w:val="28"/>
-          <w:lang w:eastAsia="uk-UA"/>
-        </w:rPr>
-      </w:pPr>
-      <w:r>
-        <w:rPr>
-          <w:rStyle w:val="citation-178"/>
-          <w:rFonts w:ascii="Times New Roman" w:hAnsi="Times New Roman" w:cs="Times New Roman"/>
-          <w:sz w:val="28"/>
-          <w:szCs w:val="28"/>
-        </w:rPr>
-        <w:t xml:space="preserve">Створення класу </w:t>
-      </w:r>
-      <w:proofErr w:type="spellStart"/>
-      <w:r>
-        <w:rPr>
-          <w:rStyle w:val="citation-178"/>
-          <w:rFonts w:ascii="Times New Roman" w:hAnsi="Times New Roman" w:cs="Times New Roman"/>
-          <w:sz w:val="28"/>
-          <w:szCs w:val="28"/>
-        </w:rPr>
-        <w:t>ComputerFacade</w:t>
-      </w:r>
-      <w:proofErr w:type="spellEnd"/>
-      <w:r>
-        <w:rPr>
-          <w:rStyle w:val="citation-178"/>
-          <w:rFonts w:ascii="Times New Roman" w:hAnsi="Times New Roman" w:cs="Times New Roman"/>
-          <w:sz w:val="28"/>
-          <w:szCs w:val="28"/>
-        </w:rPr>
-        <w:t xml:space="preserve">, який приховає складність запуску комп'ютера за допомогою простого методу </w:t>
-      </w:r>
-      <w:proofErr w:type="spellStart"/>
-      <w:r>
-        <w:rPr>
-          <w:rStyle w:val="citation-178"/>
-          <w:rFonts w:ascii="Times New Roman" w:hAnsi="Times New Roman" w:cs="Times New Roman"/>
-          <w:sz w:val="28"/>
-          <w:szCs w:val="28"/>
-        </w:rPr>
-        <w:t>turnOn</w:t>
-      </w:r>
-      <w:proofErr w:type="spellEnd"/>
-      <w:r>
-        <w:rPr>
-          <w:rStyle w:val="citation-178"/>
-          <w:rFonts w:ascii="Times New Roman" w:hAnsi="Times New Roman" w:cs="Times New Roman"/>
-          <w:sz w:val="28"/>
-          <w:szCs w:val="28"/>
-        </w:rPr>
-        <w:t>()</w:t>
-      </w:r>
-      <w:r>
-        <w:rPr>
-          <w:rFonts w:ascii="Times New Roman" w:eastAsia="Times New Roman" w:hAnsi="Times New Roman" w:cs="Times New Roman"/>
-          <w:sz w:val="28"/>
-          <w:szCs w:val="28"/>
-          <w:lang w:eastAsia="uk-UA"/>
-        </w:rPr>
-        <w:t>:</w:t>
+          <w:rFonts w:ascii="Times New Roman" w:hAnsi="Times New Roman" w:cs="Times New Roman"/>
+          <w:sz w:val="24"/>
+          <w:szCs w:val="24"/>
+        </w:rPr>
+      </w:pPr>
+      <w:r>
+        <w:rPr>
+          <w:rStyle w:val="citation-559"/>
+          <w:rFonts w:ascii="Times New Roman" w:hAnsi="Times New Roman" w:cs="Times New Roman"/>
+          <w:sz w:val="24"/>
+          <w:szCs w:val="24"/>
+        </w:rPr>
+        <w:t xml:space="preserve">Створення ієрархії класів для графічного редактора, де </w:t>
+      </w:r>
+      <w:proofErr w:type="spellStart"/>
+      <w:r>
+        <w:rPr>
+          <w:rStyle w:val="citation-559"/>
+          <w:rFonts w:ascii="Times New Roman" w:hAnsi="Times New Roman" w:cs="Times New Roman"/>
+          <w:sz w:val="24"/>
+          <w:szCs w:val="24"/>
+        </w:rPr>
+        <w:t>Shape</w:t>
+      </w:r>
+      <w:proofErr w:type="spellEnd"/>
+      <w:r>
+        <w:rPr>
+          <w:rStyle w:val="citation-559"/>
+          <w:rFonts w:ascii="Times New Roman" w:hAnsi="Times New Roman" w:cs="Times New Roman"/>
+          <w:sz w:val="24"/>
+          <w:szCs w:val="24"/>
+        </w:rPr>
+        <w:t xml:space="preserve"> є базовим інтерфейсом, а </w:t>
+      </w:r>
+      <w:proofErr w:type="spellStart"/>
+      <w:r>
+        <w:rPr>
+          <w:rStyle w:val="citation-559"/>
+          <w:rFonts w:ascii="Times New Roman" w:hAnsi="Times New Roman" w:cs="Times New Roman"/>
+          <w:sz w:val="24"/>
+          <w:szCs w:val="24"/>
+        </w:rPr>
+        <w:t>CompositeShape</w:t>
+      </w:r>
+      <w:proofErr w:type="spellEnd"/>
+      <w:r>
+        <w:rPr>
+          <w:rStyle w:val="citation-559"/>
+          <w:rFonts w:ascii="Times New Roman" w:hAnsi="Times New Roman" w:cs="Times New Roman"/>
+          <w:sz w:val="24"/>
+          <w:szCs w:val="24"/>
+        </w:rPr>
+        <w:t xml:space="preserve"> може містити кілька об'єктів </w:t>
+      </w:r>
+      <w:proofErr w:type="spellStart"/>
+      <w:r>
+        <w:rPr>
+          <w:rStyle w:val="citation-559"/>
+          <w:rFonts w:ascii="Times New Roman" w:hAnsi="Times New Roman" w:cs="Times New Roman"/>
+          <w:sz w:val="24"/>
+          <w:szCs w:val="24"/>
+        </w:rPr>
+        <w:t>Shape</w:t>
+      </w:r>
+      <w:proofErr w:type="spellEnd"/>
+      <w:r>
+        <w:rPr>
+          <w:rFonts w:ascii="Times New Roman" w:hAnsi="Times New Roman" w:cs="Times New Roman"/>
+          <w:sz w:val="24"/>
+          <w:szCs w:val="24"/>
+        </w:rPr>
+        <w:t>.</w:t>
       </w:r>
     </w:p>
     <w:p>
@@ -391,140 +378,204 @@
         <w:pStyle w:val="ListParagraph"/>
         <w:numPr>
           <w:ilvl w:val="0"/>
-          <w:numId w:val="4"/>
+          <w:numId w:val="6"/>
         </w:numPr>
         <w:rPr>
-          <w:rFonts w:cs="Times New Roman"/>
-          <w:szCs w:val="28"/>
-          <w:lang w:val="en-US"/>
-        </w:rPr>
-      </w:pPr>
-      <w:r>
-        <w:rPr>
-          <w:rFonts w:cs="Times New Roman"/>
-          <w:b/>
-          <w:bCs/>
-          <w:szCs w:val="28"/>
-        </w:rPr>
-        <w:t>Створення підсистем:</w:t>
-      </w:r>
-      <w:r>
-        <w:rPr>
-          <w:rFonts w:cs="Times New Roman"/>
-          <w:szCs w:val="28"/>
+          <w:rFonts w:eastAsia="Times New Roman" w:cs="Times New Roman"/>
+          <w:color w:val="auto"/>
+          <w:sz w:val="24"/>
+          <w:szCs w:val="24"/>
+          <w:lang w:val="en-US" w:eastAsia="uk-UA"/>
+        </w:rPr>
+      </w:pPr>
+      <w:r>
+        <w:rPr>
+          <w:rFonts w:cs="Times New Roman"/>
+          <w:b/>
+          <w:bCs/>
+          <w:color w:val="auto"/>
+          <w:sz w:val="24"/>
+          <w:szCs w:val="24"/>
+        </w:rPr>
+        <w:t>Створення базового компонента (</w:t>
+      </w:r>
+      <w:proofErr w:type="spellStart"/>
+      <w:r>
+        <w:rPr>
+          <w:rFonts w:cs="Times New Roman"/>
+          <w:b/>
+          <w:bCs/>
+          <w:color w:val="auto"/>
+          <w:sz w:val="24"/>
+          <w:szCs w:val="24"/>
+        </w:rPr>
+        <w:t>Component</w:t>
+      </w:r>
+      <w:proofErr w:type="spellEnd"/>
+      <w:r>
+        <w:rPr>
+          <w:rFonts w:cs="Times New Roman"/>
+          <w:b/>
+          <w:bCs/>
+          <w:color w:val="auto"/>
+          <w:sz w:val="24"/>
+          <w:szCs w:val="24"/>
+        </w:rPr>
+        <w:t>):</w:t>
+      </w:r>
+      <w:r>
+        <w:rPr>
+          <w:rFonts w:cs="Times New Roman"/>
+          <w:color w:val="auto"/>
+          <w:sz w:val="24"/>
+          <w:szCs w:val="24"/>
         </w:rPr>
         <w:t xml:space="preserve"> </w:t>
       </w:r>
       <w:r>
         <w:rPr>
           <w:rFonts w:cs="Times New Roman"/>
-          <w:szCs w:val="28"/>
-        </w:rPr>
-        <w:t>у</w:t>
-      </w:r>
-      <w:r>
-        <w:rPr>
-          <w:rFonts w:cs="Times New Roman"/>
-          <w:szCs w:val="28"/>
-        </w:rPr>
-        <w:t xml:space="preserve"> папці </w:t>
+          <w:color w:val="auto"/>
+          <w:sz w:val="24"/>
+          <w:szCs w:val="24"/>
+        </w:rPr>
+        <w:t>р</w:t>
+      </w:r>
+      <w:r>
+        <w:rPr>
+          <w:rFonts w:cs="Times New Roman"/>
+          <w:color w:val="auto"/>
+          <w:sz w:val="24"/>
+          <w:szCs w:val="24"/>
+        </w:rPr>
+        <w:t xml:space="preserve">озроблено загальний інтерфейс </w:t>
       </w:r>
       <w:proofErr w:type="spellStart"/>
       <w:r>
         <w:rPr>
           <w:rStyle w:val="HTMLCode"/>
           <w:rFonts w:ascii="Times New Roman" w:eastAsiaTheme="majorEastAsia" w:hAnsi="Times New Roman" w:cs="Times New Roman"/>
-          <w:sz w:val="28"/>
-          <w:szCs w:val="28"/>
-        </w:rPr>
-        <w:t>Subsystems</w:t>
-      </w:r>
-      <w:proofErr w:type="spellEnd"/>
-      <w:r>
-        <w:rPr>
-          <w:rFonts w:cs="Times New Roman"/>
-          <w:szCs w:val="28"/>
-        </w:rPr>
-        <w:t xml:space="preserve"> розроблено класи </w:t>
+          <w:color w:val="auto"/>
+          <w:sz w:val="24"/>
+          <w:szCs w:val="24"/>
+        </w:rPr>
+        <w:t>IShape</w:t>
+      </w:r>
+      <w:proofErr w:type="spellEnd"/>
+      <w:r>
+        <w:rPr>
+          <w:rFonts w:cs="Times New Roman"/>
+          <w:color w:val="auto"/>
+          <w:sz w:val="24"/>
+          <w:szCs w:val="24"/>
+        </w:rPr>
+        <w:t xml:space="preserve">, який містить метод </w:t>
       </w:r>
       <w:proofErr w:type="spellStart"/>
       <w:r>
         <w:rPr>
           <w:rStyle w:val="HTMLCode"/>
           <w:rFonts w:ascii="Times New Roman" w:eastAsiaTheme="majorEastAsia" w:hAnsi="Times New Roman" w:cs="Times New Roman"/>
-          <w:sz w:val="28"/>
-          <w:szCs w:val="28"/>
-        </w:rPr>
-        <w:t>Cpu</w:t>
-      </w:r>
-      <w:proofErr w:type="spellEnd"/>
-      <w:r>
-        <w:rPr>
-          <w:rFonts w:cs="Times New Roman"/>
-          <w:szCs w:val="28"/>
-        </w:rPr>
-        <w:t xml:space="preserve">, </w:t>
-      </w:r>
-      <w:proofErr w:type="spellStart"/>
+          <w:color w:val="auto"/>
+          <w:sz w:val="24"/>
+          <w:szCs w:val="24"/>
+        </w:rPr>
+        <w:t>Draw</w:t>
+      </w:r>
+      <w:proofErr w:type="spellEnd"/>
       <w:r>
         <w:rPr>
           <w:rStyle w:val="HTMLCode"/>
           <w:rFonts w:ascii="Times New Roman" w:eastAsiaTheme="majorEastAsia" w:hAnsi="Times New Roman" w:cs="Times New Roman"/>
-          <w:sz w:val="28"/>
-          <w:szCs w:val="28"/>
-        </w:rPr>
-        <w:t>Memory</w:t>
-      </w:r>
-      <w:proofErr w:type="spellEnd"/>
-      <w:r>
-        <w:rPr>
-          <w:rFonts w:cs="Times New Roman"/>
-          <w:szCs w:val="28"/>
-        </w:rPr>
-        <w:t xml:space="preserve"> та </w:t>
+          <w:color w:val="auto"/>
+          <w:sz w:val="24"/>
+          <w:szCs w:val="24"/>
+        </w:rPr>
+        <w:t>(</w:t>
       </w:r>
       <w:proofErr w:type="spellStart"/>
       <w:r>
         <w:rPr>
           <w:rStyle w:val="HTMLCode"/>
           <w:rFonts w:ascii="Times New Roman" w:eastAsiaTheme="majorEastAsia" w:hAnsi="Times New Roman" w:cs="Times New Roman"/>
-          <w:sz w:val="28"/>
-          <w:szCs w:val="28"/>
-        </w:rPr>
-        <w:t>HardDrive</w:t>
-      </w:r>
-      <w:proofErr w:type="spellEnd"/>
-      <w:r>
-        <w:rPr>
-          <w:rFonts w:cs="Times New Roman"/>
-          <w:szCs w:val="28"/>
-        </w:rPr>
-        <w:t xml:space="preserve">, які імітують логіку роботи внутрішніх компонентів комп'ютера. </w:t>
-      </w:r>
-      <w:r>
-        <w:rPr>
-          <w:rStyle w:val="citation-177"/>
-          <w:rFonts w:cs="Times New Roman"/>
-          <w:szCs w:val="28"/>
-        </w:rPr>
-        <w:t>Реалізація цих компонентів закрита від зовнішнього користувача</w:t>
-      </w:r>
-      <w:r>
-        <w:rPr>
-          <w:rFonts w:cs="Times New Roman"/>
-          <w:szCs w:val="28"/>
-        </w:rPr>
-        <w:t>.</w:t>
-      </w:r>
-    </w:p>
-    <w:p>
-      <w:pPr>
-        <w:spacing w:after="0" w:line="360" w:lineRule="auto"/>
-        <w:rPr>
-          <w:rFonts w:ascii="Times New Roman" w:hAnsi="Times New Roman" w:cs="Times New Roman"/>
-          <w:sz w:val="28"/>
-          <w:szCs w:val="28"/>
-          <w:lang w:val="en-US"/>
+          <w:color w:val="auto"/>
+          <w:sz w:val="24"/>
+          <w:szCs w:val="24"/>
+        </w:rPr>
+        <w:t>int</w:t>
+      </w:r>
+      <w:proofErr w:type="spellEnd"/>
+      <w:r>
+        <w:rPr>
+          <w:rStyle w:val="HTMLCode"/>
+          <w:rFonts w:ascii="Times New Roman" w:eastAsiaTheme="majorEastAsia" w:hAnsi="Times New Roman" w:cs="Times New Roman"/>
+          <w:color w:val="auto"/>
+          <w:sz w:val="24"/>
+          <w:szCs w:val="24"/>
+        </w:rPr>
+        <w:t xml:space="preserve"> </w:t>
+      </w:r>
+      <w:proofErr w:type="spellStart"/>
+      <w:r>
+        <w:rPr>
+          <w:rStyle w:val="HTMLCode"/>
+          <w:rFonts w:ascii="Times New Roman" w:eastAsiaTheme="majorEastAsia" w:hAnsi="Times New Roman" w:cs="Times New Roman"/>
+          <w:color w:val="auto"/>
+          <w:sz w:val="24"/>
+          <w:szCs w:val="24"/>
+        </w:rPr>
+        <w:t>depth</w:t>
+      </w:r>
+      <w:proofErr w:type="spellEnd"/>
+      <w:r>
+        <w:rPr>
+          <w:rStyle w:val="HTMLCode"/>
+          <w:rFonts w:ascii="Times New Roman" w:eastAsiaTheme="majorEastAsia" w:hAnsi="Times New Roman" w:cs="Times New Roman"/>
+          <w:color w:val="auto"/>
+          <w:sz w:val="24"/>
+          <w:szCs w:val="24"/>
+        </w:rPr>
+        <w:t>)</w:t>
+      </w:r>
+      <w:r>
+        <w:rPr>
+          <w:rFonts w:cs="Times New Roman"/>
+          <w:color w:val="auto"/>
+          <w:sz w:val="24"/>
+          <w:szCs w:val="24"/>
+        </w:rPr>
+        <w:t xml:space="preserve">. Параметр </w:t>
+      </w:r>
+      <w:proofErr w:type="spellStart"/>
+      <w:r>
+        <w:rPr>
+          <w:rStyle w:val="HTMLCode"/>
+          <w:rFonts w:ascii="Times New Roman" w:eastAsiaTheme="majorEastAsia" w:hAnsi="Times New Roman" w:cs="Times New Roman"/>
+          <w:color w:val="auto"/>
+          <w:sz w:val="24"/>
+          <w:szCs w:val="24"/>
+        </w:rPr>
+        <w:t>depth</w:t>
+      </w:r>
+      <w:proofErr w:type="spellEnd"/>
+      <w:r>
+        <w:rPr>
+          <w:rFonts w:cs="Times New Roman"/>
+          <w:color w:val="auto"/>
+          <w:sz w:val="24"/>
+          <w:szCs w:val="24"/>
+        </w:rPr>
+        <w:t xml:space="preserve"> додано для візуального відображення ієрархії при виводі в консоль.</w:t>
+      </w:r>
+    </w:p>
+    <w:p>
+      <w:pPr>
+        <w:spacing w:after="0" w:line="360" w:lineRule="auto"/>
+        <w:rPr>
+          <w:rFonts w:ascii="Times New Roman" w:eastAsia="Times New Roman" w:hAnsi="Times New Roman" w:cs="Times New Roman"/>
+          <w:sz w:val="24"/>
+          <w:szCs w:val="24"/>
+          <w:lang w:val="en-US" w:eastAsia="uk-UA"/>
         </w:rPr>
       </w:pPr>
     </w:p>
@@ -533,21 +584,21 @@
         <w:spacing w:after="0" w:line="360" w:lineRule="auto"/>
         <w:jc w:val="center"/>
         <w:rPr>
-          <w:rFonts w:ascii="Times New Roman" w:hAnsi="Times New Roman" w:cs="Times New Roman"/>
-          <w:sz w:val="28"/>
-          <w:szCs w:val="28"/>
-          <w:lang w:val="en-US"/>
-        </w:rPr>
-      </w:pPr>
-      <w:proofErr w:type="spellStart"/>
-      <w:r>
-        <w:rPr>
-          <w:rFonts w:ascii="Times New Roman" w:hAnsi="Times New Roman" w:cs="Times New Roman"/>
-          <w:sz w:val="28"/>
-          <w:szCs w:val="28"/>
-          <w:lang w:val="en-US"/>
-        </w:rPr>
-        <w:t>Cpu</w:t>
+          <w:rFonts w:ascii="Times New Roman" w:eastAsia="Times New Roman" w:hAnsi="Times New Roman" w:cs="Times New Roman"/>
+          <w:sz w:val="24"/>
+          <w:szCs w:val="24"/>
+          <w:lang w:val="en-US" w:eastAsia="uk-UA"/>
+        </w:rPr>
+      </w:pPr>
+      <w:proofErr w:type="spellStart"/>
+      <w:r>
+        <w:rPr>
+          <w:rFonts w:ascii="Times New Roman" w:eastAsia="Times New Roman" w:hAnsi="Times New Roman" w:cs="Times New Roman"/>
+          <w:sz w:val="24"/>
+          <w:szCs w:val="24"/>
+          <w:lang w:val="en-US" w:eastAsia="uk-UA"/>
+        </w:rPr>
+        <w:t>IShape</w:t>
       </w:r>
       <w:proofErr w:type="spellEnd"/>
     </w:p>
@@ -556,22 +607,22 @@
         <w:spacing w:after="0" w:line="360" w:lineRule="auto"/>
         <w:jc w:val="center"/>
         <w:rPr>
-          <w:rFonts w:ascii="Times New Roman" w:hAnsi="Times New Roman" w:cs="Times New Roman"/>
-          <w:sz w:val="28"/>
-          <w:szCs w:val="28"/>
-          <w:lang w:val="en-US"/>
-        </w:rPr>
-      </w:pPr>
-      <w:r>
-        <w:rPr>
-          <w:rFonts w:ascii="Times New Roman" w:hAnsi="Times New Roman" w:cs="Times New Roman"/>
-          <w:sz w:val="28"/>
-          <w:szCs w:val="28"/>
-          <w:lang w:val="en-US"/>
+          <w:rFonts w:ascii="Times New Roman" w:eastAsia="Times New Roman" w:hAnsi="Times New Roman" w:cs="Times New Roman"/>
+          <w:sz w:val="24"/>
+          <w:szCs w:val="24"/>
+          <w:lang w:val="en-US" w:eastAsia="uk-UA"/>
+        </w:rPr>
+      </w:pPr>
+      <w:r>
+        <w:rPr>
+          <w:rFonts w:ascii="Times New Roman" w:eastAsia="Times New Roman" w:hAnsi="Times New Roman" w:cs="Times New Roman"/>
+          <w:sz w:val="24"/>
+          <w:szCs w:val="24"/>
+          <w:lang w:val="en-US" w:eastAsia="uk-UA"/>
         </w:rPr>
         <w:drawing>
-          <wp:inline distT="0" distB="0" distL="0" distR="0" wp14:anchorId="3D138F56" wp14:editId="480FB952">
-            <wp:extent cx="6120765" cy="1339850"/>
+          <wp:inline distT="0" distB="0" distL="0" distR="0" wp14:anchorId="79003C4B" wp14:editId="191605B4">
+            <wp:extent cx="4239217" cy="1867161"/>
             <wp:effectExtent l="0" t="0" r="0" b="0"/>
             <wp:docPr id="1" name="Picture 1"/>
             <wp:cNvGraphicFramePr>
@@ -593,7 +644,7 @@
                   <pic:spPr>
                     <a:xfrm>
                       <a:off x="0" y="0"/>
-                      <a:ext cx="6120765" cy="1339850"/>
+                      <a:ext cx="4239217" cy="1867161"/>
                     </a:xfrm>
                     <a:prstGeom prst="rect">
                       <a:avLst/>
@@ -609,59 +660,216 @@
     <w:p>
       <w:pPr>
         <w:spacing w:after="0" w:line="360" w:lineRule="auto"/>
+        <w:rPr>
+          <w:rFonts w:ascii="Times New Roman" w:eastAsia="Times New Roman" w:hAnsi="Times New Roman" w:cs="Times New Roman"/>
+          <w:sz w:val="24"/>
+          <w:szCs w:val="24"/>
+          <w:lang w:val="en-US" w:eastAsia="uk-UA"/>
+        </w:rPr>
+      </w:pPr>
+    </w:p>
+    <w:p>
+      <w:pPr>
+        <w:pStyle w:val="ListParagraph"/>
+        <w:numPr>
+          <w:ilvl w:val="0"/>
+          <w:numId w:val="6"/>
+        </w:numPr>
+        <w:rPr>
+          <w:rFonts w:eastAsia="Times New Roman" w:cs="Times New Roman"/>
+          <w:color w:val="auto"/>
+          <w:sz w:val="24"/>
+          <w:szCs w:val="24"/>
+          <w:lang w:val="en-US" w:eastAsia="uk-UA"/>
+        </w:rPr>
+      </w:pPr>
+      <w:r>
+        <w:rPr>
+          <w:rFonts w:cs="Times New Roman"/>
+          <w:b/>
+          <w:bCs/>
+          <w:color w:val="auto"/>
+          <w:sz w:val="24"/>
+          <w:szCs w:val="24"/>
+        </w:rPr>
+        <w:t>Створення простих об'єктів:</w:t>
+      </w:r>
+      <w:r>
+        <w:rPr>
+          <w:rFonts w:cs="Times New Roman"/>
+          <w:color w:val="auto"/>
+          <w:sz w:val="24"/>
+          <w:szCs w:val="24"/>
+        </w:rPr>
+        <w:t xml:space="preserve"> </w:t>
+      </w:r>
+      <w:r>
+        <w:rPr>
+          <w:rFonts w:cs="Times New Roman"/>
+          <w:color w:val="auto"/>
+          <w:sz w:val="24"/>
+          <w:szCs w:val="24"/>
+        </w:rPr>
+        <w:t>р</w:t>
+      </w:r>
+      <w:r>
+        <w:rPr>
+          <w:rFonts w:cs="Times New Roman"/>
+          <w:color w:val="auto"/>
+          <w:sz w:val="24"/>
+          <w:szCs w:val="24"/>
+        </w:rPr>
+        <w:t xml:space="preserve">еалізовано класи </w:t>
+      </w:r>
+      <w:proofErr w:type="spellStart"/>
+      <w:r>
+        <w:rPr>
+          <w:rStyle w:val="HTMLCode"/>
+          <w:rFonts w:ascii="Times New Roman" w:eastAsiaTheme="majorEastAsia" w:hAnsi="Times New Roman" w:cs="Times New Roman"/>
+          <w:color w:val="auto"/>
+          <w:sz w:val="24"/>
+          <w:szCs w:val="24"/>
+        </w:rPr>
+        <w:t>Circle</w:t>
+      </w:r>
+      <w:proofErr w:type="spellEnd"/>
+      <w:r>
+        <w:rPr>
+          <w:rFonts w:cs="Times New Roman"/>
+          <w:color w:val="auto"/>
+          <w:sz w:val="24"/>
+          <w:szCs w:val="24"/>
+        </w:rPr>
+        <w:t xml:space="preserve"> та </w:t>
+      </w:r>
+      <w:proofErr w:type="spellStart"/>
+      <w:r>
+        <w:rPr>
+          <w:rStyle w:val="HTMLCode"/>
+          <w:rFonts w:ascii="Times New Roman" w:eastAsiaTheme="majorEastAsia" w:hAnsi="Times New Roman" w:cs="Times New Roman"/>
+          <w:color w:val="auto"/>
+          <w:sz w:val="24"/>
+          <w:szCs w:val="24"/>
+        </w:rPr>
+        <w:t>Rectangle</w:t>
+      </w:r>
+      <w:proofErr w:type="spellEnd"/>
+      <w:r>
+        <w:rPr>
+          <w:rFonts w:cs="Times New Roman"/>
+          <w:color w:val="auto"/>
+          <w:sz w:val="24"/>
+          <w:szCs w:val="24"/>
+        </w:rPr>
+        <w:t xml:space="preserve">, які </w:t>
+      </w:r>
+      <w:proofErr w:type="spellStart"/>
+      <w:r>
+        <w:rPr>
+          <w:rFonts w:cs="Times New Roman"/>
+          <w:color w:val="auto"/>
+          <w:sz w:val="24"/>
+          <w:szCs w:val="24"/>
+        </w:rPr>
+        <w:t>імплементують</w:t>
+      </w:r>
+      <w:proofErr w:type="spellEnd"/>
+      <w:r>
+        <w:rPr>
+          <w:rFonts w:cs="Times New Roman"/>
+          <w:color w:val="auto"/>
+          <w:sz w:val="24"/>
+          <w:szCs w:val="24"/>
+        </w:rPr>
+        <w:t xml:space="preserve"> інтерфейс </w:t>
+      </w:r>
+      <w:proofErr w:type="spellStart"/>
+      <w:r>
+        <w:rPr>
+          <w:rStyle w:val="HTMLCode"/>
+          <w:rFonts w:ascii="Times New Roman" w:eastAsiaTheme="majorEastAsia" w:hAnsi="Times New Roman" w:cs="Times New Roman"/>
+          <w:color w:val="auto"/>
+          <w:sz w:val="24"/>
+          <w:szCs w:val="24"/>
+        </w:rPr>
+        <w:t>IShape</w:t>
+      </w:r>
+      <w:proofErr w:type="spellEnd"/>
+      <w:r>
+        <w:rPr>
+          <w:rFonts w:cs="Times New Roman"/>
+          <w:color w:val="auto"/>
+          <w:sz w:val="24"/>
+          <w:szCs w:val="24"/>
+        </w:rPr>
+        <w:t>. Вони представляють кінцеві вузли деревовидної структури, які не можуть містити в собі інших фігур, і реалізують безпосередньо малювання конкретної фігури.</w:t>
+      </w:r>
+    </w:p>
+    <w:p>
+      <w:pPr>
+        <w:spacing w:line="259" w:lineRule="auto"/>
+        <w:rPr>
+          <w:rFonts w:ascii="Times New Roman" w:eastAsia="Times New Roman" w:hAnsi="Times New Roman" w:cs="Times New Roman"/>
+          <w:sz w:val="24"/>
+          <w:szCs w:val="24"/>
+          <w:lang w:val="en-US" w:eastAsia="uk-UA"/>
+        </w:rPr>
+      </w:pPr>
+      <w:r>
+        <w:rPr>
+          <w:rFonts w:ascii="Times New Roman" w:eastAsia="Times New Roman" w:hAnsi="Times New Roman" w:cs="Times New Roman"/>
+          <w:sz w:val="24"/>
+          <w:szCs w:val="24"/>
+          <w:lang w:val="en-US" w:eastAsia="uk-UA"/>
+        </w:rPr>
+        <w:br w:type="page"/>
+      </w:r>
+    </w:p>
+    <w:p>
+      <w:pPr>
+        <w:spacing w:after="0" w:line="360" w:lineRule="auto"/>
         <w:jc w:val="center"/>
         <w:rPr>
-          <w:rFonts w:ascii="Times New Roman" w:hAnsi="Times New Roman" w:cs="Times New Roman"/>
-          <w:sz w:val="28"/>
-          <w:szCs w:val="28"/>
-          <w:lang w:val="en-US"/>
-        </w:rPr>
-      </w:pPr>
+          <w:rFonts w:ascii="Times New Roman" w:eastAsia="Times New Roman" w:hAnsi="Times New Roman" w:cs="Times New Roman"/>
+          <w:sz w:val="24"/>
+          <w:szCs w:val="24"/>
+          <w:lang w:val="en-US" w:eastAsia="uk-UA"/>
+        </w:rPr>
+      </w:pPr>
+      <w:r>
+        <w:rPr>
+          <w:rFonts w:ascii="Times New Roman" w:eastAsia="Times New Roman" w:hAnsi="Times New Roman" w:cs="Times New Roman"/>
+          <w:sz w:val="24"/>
+          <w:szCs w:val="24"/>
+          <w:lang w:val="en-US" w:eastAsia="uk-UA"/>
+        </w:rPr>
+        <w:lastRenderedPageBreak/>
+        <w:t>Circle</w:t>
+      </w:r>
     </w:p>
     <w:p>
       <w:pPr>
         <w:spacing w:after="0" w:line="360" w:lineRule="auto"/>
         <w:jc w:val="center"/>
         <w:rPr>
-          <w:rFonts w:ascii="Times New Roman" w:hAnsi="Times New Roman" w:cs="Times New Roman"/>
-          <w:sz w:val="28"/>
-          <w:szCs w:val="28"/>
-          <w:lang w:val="en-US"/>
-        </w:rPr>
-      </w:pPr>
-      <w:r>
-        <w:rPr>
-          <w:rFonts w:ascii="Times New Roman" w:hAnsi="Times New Roman" w:cs="Times New Roman"/>
-          <w:sz w:val="28"/>
-          <w:szCs w:val="28"/>
-          <w:lang w:val="en-US"/>
-        </w:rPr>
-        <w:t>Memory</w:t>
-      </w:r>
-    </w:p>
-    <w:p>
-      <w:pPr>
-        <w:spacing w:after="0" w:line="360" w:lineRule="auto"/>
-        <w:jc w:val="center"/>
-        <w:rPr>
-          <w:rFonts w:ascii="Times New Roman" w:hAnsi="Times New Roman" w:cs="Times New Roman"/>
-          <w:sz w:val="28"/>
-          <w:szCs w:val="28"/>
-          <w:lang w:val="en-US"/>
-        </w:rPr>
-      </w:pPr>
-      <w:r>
-        <w:rPr>
-          <w:rFonts w:ascii="Times New Roman" w:hAnsi="Times New Roman" w:cs="Times New Roman"/>
-          <w:noProof/>
-          <w:sz w:val="28"/>
-          <w:szCs w:val="28"/>
+          <w:rFonts w:ascii="Times New Roman" w:eastAsia="Times New Roman" w:hAnsi="Times New Roman" w:cs="Times New Roman"/>
+          <w:sz w:val="24"/>
+          <w:szCs w:val="24"/>
+          <w:lang w:val="en-US" w:eastAsia="uk-UA"/>
+        </w:rPr>
+      </w:pPr>
+      <w:r>
+        <w:rPr>
+          <w:rFonts w:ascii="Times New Roman" w:eastAsia="Times New Roman" w:hAnsi="Times New Roman" w:cs="Times New Roman"/>
+          <w:sz w:val="24"/>
+          <w:szCs w:val="24"/>
+          <w:lang w:val="en-US" w:eastAsia="uk-UA"/>
         </w:rPr>
         <w:drawing>
-          <wp:inline distT="0" distB="0" distL="0" distR="0" wp14:anchorId="564D0ACD" wp14:editId="24DE03A3">
-            <wp:extent cx="6120765" cy="1358900"/>
-            <wp:effectExtent l="0" t="0" r="0" b="0"/>
-            <wp:docPr id="9" name="Picture 9"/>
+          <wp:inline distT="0" distB="0" distL="0" distR="0" wp14:anchorId="1C40F250" wp14:editId="26B497F2">
+            <wp:extent cx="6120765" cy="3046730"/>
+            <wp:effectExtent l="0" t="0" r="0" b="1270"/>
+            <wp:docPr id="2" name="Picture 2"/>
             <wp:cNvGraphicFramePr>
               <a:graphicFrameLocks xmlns:a="http://schemas.openxmlformats.org/drawingml/2006/main" noChangeAspect="1"/>
             </wp:cNvGraphicFramePr>
@@ -681,7 +889,7 @@
                   <pic:spPr>
                     <a:xfrm>
                       <a:off x="0" y="0"/>
-                      <a:ext cx="6120765" cy="1358900"/>
+                      <a:ext cx="6120765" cy="3046730"/>
                     </a:xfrm>
                     <a:prstGeom prst="rect">
                       <a:avLst/>
@@ -699,10 +907,10 @@
         <w:spacing w:after="0" w:line="360" w:lineRule="auto"/>
         <w:jc w:val="center"/>
         <w:rPr>
-          <w:rFonts w:ascii="Times New Roman" w:hAnsi="Times New Roman" w:cs="Times New Roman"/>
-          <w:sz w:val="28"/>
-          <w:szCs w:val="28"/>
-          <w:lang w:val="en-US"/>
+          <w:rFonts w:ascii="Times New Roman" w:eastAsia="Times New Roman" w:hAnsi="Times New Roman" w:cs="Times New Roman"/>
+          <w:sz w:val="24"/>
+          <w:szCs w:val="24"/>
+          <w:lang w:val="en-US" w:eastAsia="uk-UA"/>
         </w:rPr>
       </w:pPr>
     </w:p>
@@ -711,72 +919,45 @@
         <w:spacing w:after="0" w:line="360" w:lineRule="auto"/>
         <w:jc w:val="center"/>
         <w:rPr>
-          <w:rFonts w:ascii="Times New Roman" w:hAnsi="Times New Roman" w:cs="Times New Roman"/>
-          <w:sz w:val="28"/>
-          <w:szCs w:val="28"/>
-          <w:lang w:val="en-US"/>
-        </w:rPr>
-      </w:pPr>
+          <w:rFonts w:ascii="Times New Roman" w:eastAsia="Times New Roman" w:hAnsi="Times New Roman" w:cs="Times New Roman"/>
+          <w:sz w:val="24"/>
+          <w:szCs w:val="24"/>
+          <w:lang w:val="en-US" w:eastAsia="uk-UA"/>
+        </w:rPr>
+      </w:pPr>
+      <w:r>
+        <w:rPr>
+          <w:rFonts w:ascii="Times New Roman" w:eastAsia="Times New Roman" w:hAnsi="Times New Roman" w:cs="Times New Roman"/>
+          <w:sz w:val="24"/>
+          <w:szCs w:val="24"/>
+          <w:lang w:val="en-US" w:eastAsia="uk-UA"/>
+        </w:rPr>
+        <w:t>Rectangle</w:t>
+      </w:r>
     </w:p>
     <w:p>
       <w:pPr>
         <w:spacing w:after="0" w:line="360" w:lineRule="auto"/>
         <w:jc w:val="center"/>
         <w:rPr>
-          <w:rFonts w:ascii="Times New Roman" w:hAnsi="Times New Roman" w:cs="Times New Roman"/>
-          <w:sz w:val="28"/>
-          <w:szCs w:val="28"/>
-          <w:lang w:val="en-US"/>
-        </w:rPr>
-      </w:pPr>
-    </w:p>
-    <w:p>
-      <w:pPr>
-        <w:spacing w:after="0" w:line="360" w:lineRule="auto"/>
-        <w:jc w:val="center"/>
-        <w:rPr>
-          <w:rFonts w:ascii="Times New Roman" w:hAnsi="Times New Roman" w:cs="Times New Roman"/>
-          <w:sz w:val="28"/>
-          <w:szCs w:val="28"/>
-          <w:lang w:val="en-US"/>
-        </w:rPr>
-      </w:pPr>
-      <w:proofErr w:type="spellStart"/>
-      <w:r>
-        <w:rPr>
-          <w:rFonts w:ascii="Times New Roman" w:hAnsi="Times New Roman" w:cs="Times New Roman"/>
-          <w:sz w:val="28"/>
-          <w:szCs w:val="28"/>
-          <w:lang w:val="en-US"/>
-        </w:rPr>
-        <w:lastRenderedPageBreak/>
-        <w:t>HardDrive</w:t>
-      </w:r>
-      <w:proofErr w:type="spellEnd"/>
-    </w:p>
-    <w:p>
-      <w:pPr>
-        <w:spacing w:after="0" w:line="360" w:lineRule="auto"/>
-        <w:jc w:val="center"/>
-        <w:rPr>
-          <w:rFonts w:ascii="Times New Roman" w:hAnsi="Times New Roman" w:cs="Times New Roman"/>
-          <w:sz w:val="28"/>
-          <w:szCs w:val="28"/>
-          <w:lang w:val="en-US"/>
-        </w:rPr>
-      </w:pPr>
-      <w:r>
-        <w:rPr>
-          <w:rFonts w:ascii="Times New Roman" w:hAnsi="Times New Roman" w:cs="Times New Roman"/>
-          <w:noProof/>
-          <w:sz w:val="28"/>
-          <w:szCs w:val="28"/>
+          <w:rFonts w:ascii="Times New Roman" w:eastAsia="Times New Roman" w:hAnsi="Times New Roman" w:cs="Times New Roman"/>
+          <w:sz w:val="24"/>
+          <w:szCs w:val="24"/>
+          <w:lang w:val="en-US" w:eastAsia="uk-UA"/>
+        </w:rPr>
+      </w:pPr>
+      <w:r>
+        <w:rPr>
+          <w:rFonts w:ascii="Times New Roman" w:eastAsia="Times New Roman" w:hAnsi="Times New Roman" w:cs="Times New Roman"/>
+          <w:sz w:val="24"/>
+          <w:szCs w:val="24"/>
+          <w:lang w:val="en-US" w:eastAsia="uk-UA"/>
         </w:rPr>
         <w:drawing>
-          <wp:inline distT="0" distB="0" distL="0" distR="0" wp14:anchorId="265DC552" wp14:editId="1087ABAB">
-            <wp:extent cx="6120765" cy="1950720"/>
+          <wp:inline distT="0" distB="0" distL="0" distR="0" wp14:anchorId="6E4D6E4B" wp14:editId="15740D44">
+            <wp:extent cx="6120765" cy="2752090"/>
             <wp:effectExtent l="0" t="0" r="0" b="0"/>
-            <wp:docPr id="15" name="Picture 15"/>
+            <wp:docPr id="3" name="Picture 3"/>
             <wp:cNvGraphicFramePr>
               <a:graphicFrameLocks xmlns:a="http://schemas.openxmlformats.org/drawingml/2006/main" noChangeAspect="1"/>
             </wp:cNvGraphicFramePr>
@@ -796,7 +977,7 @@
                   <pic:spPr>
                     <a:xfrm>
                       <a:off x="0" y="0"/>
-                      <a:ext cx="6120765" cy="1950720"/>
+                      <a:ext cx="6120765" cy="2752090"/>
                     </a:xfrm>
                     <a:prstGeom prst="rect">
                       <a:avLst/>
@@ -813,10 +994,10 @@
       <w:pPr>
         <w:spacing w:after="0" w:line="360" w:lineRule="auto"/>
         <w:rPr>
-          <w:rFonts w:ascii="Times New Roman" w:hAnsi="Times New Roman" w:cs="Times New Roman"/>
-          <w:sz w:val="28"/>
-          <w:szCs w:val="28"/>
-          <w:lang w:val="en-US"/>
+          <w:rFonts w:ascii="Times New Roman" w:eastAsia="Times New Roman" w:hAnsi="Times New Roman" w:cs="Times New Roman"/>
+          <w:sz w:val="24"/>
+          <w:szCs w:val="24"/>
+          <w:lang w:val="en-US" w:eastAsia="uk-UA"/>
         </w:rPr>
       </w:pPr>
     </w:p>
@@ -825,182 +1006,332 @@
         <w:pStyle w:val="ListParagraph"/>
         <w:numPr>
           <w:ilvl w:val="0"/>
-          <w:numId w:val="4"/>
+          <w:numId w:val="6"/>
         </w:numPr>
         <w:rPr>
-          <w:rFonts w:cs="Times New Roman"/>
-          <w:szCs w:val="28"/>
-          <w:lang w:val="en-US"/>
-        </w:rPr>
-      </w:pPr>
-      <w:r>
-        <w:rPr>
-          <w:rStyle w:val="citation-176"/>
-          <w:rFonts w:cs="Times New Roman"/>
-          <w:b/>
-          <w:bCs/>
-          <w:szCs w:val="28"/>
-        </w:rPr>
-        <w:t>Реалізація Фасаду:</w:t>
-      </w:r>
-      <w:r>
-        <w:rPr>
-          <w:rStyle w:val="citation-176"/>
-          <w:rFonts w:cs="Times New Roman"/>
-          <w:szCs w:val="28"/>
+          <w:rFonts w:eastAsia="Times New Roman" w:cs="Times New Roman"/>
+          <w:color w:val="auto"/>
+          <w:sz w:val="24"/>
+          <w:szCs w:val="24"/>
+          <w:lang w:val="en-US" w:eastAsia="uk-UA"/>
+        </w:rPr>
+      </w:pPr>
+      <w:r>
+        <w:rPr>
+          <w:rFonts w:cs="Times New Roman"/>
+          <w:b/>
+          <w:bCs/>
+          <w:color w:val="auto"/>
+          <w:sz w:val="24"/>
+          <w:szCs w:val="24"/>
+        </w:rPr>
+        <w:t xml:space="preserve">Створення </w:t>
+      </w:r>
+      <w:proofErr w:type="spellStart"/>
+      <w:r>
+        <w:rPr>
+          <w:rFonts w:cs="Times New Roman"/>
+          <w:b/>
+          <w:bCs/>
+          <w:color w:val="auto"/>
+          <w:sz w:val="24"/>
+          <w:szCs w:val="24"/>
+        </w:rPr>
+        <w:t>Компонувальника</w:t>
+      </w:r>
+      <w:proofErr w:type="spellEnd"/>
+      <w:r>
+        <w:rPr>
+          <w:rFonts w:cs="Times New Roman"/>
+          <w:b/>
+          <w:bCs/>
+          <w:color w:val="auto"/>
+          <w:sz w:val="24"/>
+          <w:szCs w:val="24"/>
+        </w:rPr>
+        <w:t xml:space="preserve"> (</w:t>
+      </w:r>
+      <w:proofErr w:type="spellStart"/>
+      <w:r>
+        <w:rPr>
+          <w:rFonts w:cs="Times New Roman"/>
+          <w:b/>
+          <w:bCs/>
+          <w:color w:val="auto"/>
+          <w:sz w:val="24"/>
+          <w:szCs w:val="24"/>
+        </w:rPr>
+        <w:t>Composite</w:t>
+      </w:r>
+      <w:proofErr w:type="spellEnd"/>
+      <w:r>
+        <w:rPr>
+          <w:rFonts w:cs="Times New Roman"/>
+          <w:b/>
+          <w:bCs/>
+          <w:color w:val="auto"/>
+          <w:sz w:val="24"/>
+          <w:szCs w:val="24"/>
+        </w:rPr>
+        <w:t>):</w:t>
+      </w:r>
+      <w:r>
+        <w:rPr>
+          <w:rFonts w:cs="Times New Roman"/>
+          <w:color w:val="auto"/>
+          <w:sz w:val="24"/>
+          <w:szCs w:val="24"/>
         </w:rPr>
         <w:t xml:space="preserve"> </w:t>
       </w:r>
       <w:r>
         <w:rPr>
-          <w:rStyle w:val="citation-176"/>
-          <w:rFonts w:cs="Times New Roman"/>
-          <w:szCs w:val="28"/>
+          <w:rFonts w:cs="Times New Roman"/>
+          <w:color w:val="auto"/>
+          <w:sz w:val="24"/>
+          <w:szCs w:val="24"/>
         </w:rPr>
         <w:t>р</w:t>
       </w:r>
       <w:r>
         <w:rPr>
-          <w:rStyle w:val="citation-176"/>
-          <w:rFonts w:cs="Times New Roman"/>
-          <w:szCs w:val="28"/>
+          <w:rFonts w:cs="Times New Roman"/>
+          <w:color w:val="auto"/>
+          <w:sz w:val="24"/>
+          <w:szCs w:val="24"/>
         </w:rPr>
         <w:t xml:space="preserve">озроблено клас </w:t>
       </w:r>
       <w:proofErr w:type="spellStart"/>
       <w:r>
         <w:rPr>
-          <w:rStyle w:val="citation-176"/>
-          <w:rFonts w:cs="Times New Roman"/>
-          <w:szCs w:val="28"/>
-        </w:rPr>
-        <w:t>ComputerFacade</w:t>
-      </w:r>
-      <w:proofErr w:type="spellEnd"/>
-      <w:r>
-        <w:rPr>
-          <w:rStyle w:val="citation-176"/>
-          <w:rFonts w:cs="Times New Roman"/>
-          <w:szCs w:val="28"/>
-        </w:rPr>
-        <w:t>, який визначає єдину точку взаємодії з підсистемою</w:t>
-      </w:r>
-      <w:r>
-        <w:rPr>
-          <w:rFonts w:cs="Times New Roman"/>
-          <w:szCs w:val="28"/>
-        </w:rPr>
-        <w:t xml:space="preserve">. </w:t>
-      </w:r>
-      <w:r>
-        <w:rPr>
-          <w:rStyle w:val="citation-175"/>
-          <w:rFonts w:cs="Times New Roman"/>
-          <w:szCs w:val="28"/>
-        </w:rPr>
-        <w:t xml:space="preserve">Він </w:t>
-      </w:r>
-      <w:proofErr w:type="spellStart"/>
-      <w:r>
-        <w:rPr>
-          <w:rStyle w:val="citation-175"/>
-          <w:rFonts w:cs="Times New Roman"/>
-          <w:szCs w:val="28"/>
-        </w:rPr>
-        <w:t>ініціалізує</w:t>
-      </w:r>
-      <w:proofErr w:type="spellEnd"/>
-      <w:r>
-        <w:rPr>
-          <w:rStyle w:val="citation-175"/>
-          <w:rFonts w:cs="Times New Roman"/>
-          <w:szCs w:val="28"/>
-        </w:rPr>
-        <w:t xml:space="preserve"> необхідні компоненти та надає клієнту простий метод </w:t>
-      </w:r>
-      <w:proofErr w:type="spellStart"/>
-      <w:r>
-        <w:rPr>
-          <w:rStyle w:val="citation-175"/>
-          <w:rFonts w:cs="Times New Roman"/>
-          <w:szCs w:val="28"/>
-        </w:rPr>
-        <w:t>TurnOn</w:t>
-      </w:r>
-      <w:proofErr w:type="spellEnd"/>
-      <w:r>
-        <w:rPr>
-          <w:rStyle w:val="citation-175"/>
-          <w:rFonts w:cs="Times New Roman"/>
-          <w:szCs w:val="28"/>
-        </w:rPr>
-        <w:t xml:space="preserve">() </w:t>
-      </w:r>
-      <w:r>
-        <w:rPr>
-          <w:rStyle w:val="citation-174"/>
-          <w:rFonts w:cs="Times New Roman"/>
-          <w:szCs w:val="28"/>
-        </w:rPr>
-        <w:t>, що делегує виклики відповідним об'єктам системи (</w:t>
-      </w:r>
-      <w:proofErr w:type="spellStart"/>
-      <w:r>
-        <w:rPr>
-          <w:rStyle w:val="citation-174"/>
-          <w:rFonts w:cs="Times New Roman"/>
-          <w:szCs w:val="28"/>
-        </w:rPr>
-        <w:t>заморозка</w:t>
-      </w:r>
-      <w:proofErr w:type="spellEnd"/>
-      <w:r>
-        <w:rPr>
-          <w:rStyle w:val="citation-174"/>
-          <w:rFonts w:cs="Times New Roman"/>
-          <w:szCs w:val="28"/>
-        </w:rPr>
-        <w:t xml:space="preserve"> процесора, читання диска, завантаження в пам'ять)</w:t>
-      </w:r>
-      <w:r>
-        <w:rPr>
-          <w:rFonts w:cs="Times New Roman"/>
-          <w:szCs w:val="28"/>
-        </w:rPr>
-        <w:t>.</w:t>
-      </w:r>
-    </w:p>
-    <w:p>
-      <w:pPr>
-        <w:spacing w:after="0" w:line="360" w:lineRule="auto"/>
-        <w:rPr>
-          <w:rFonts w:ascii="Times New Roman" w:hAnsi="Times New Roman" w:cs="Times New Roman"/>
-          <w:sz w:val="28"/>
-          <w:szCs w:val="28"/>
-          <w:lang w:val="en-US"/>
-        </w:rPr>
-      </w:pPr>
+          <w:rStyle w:val="HTMLCode"/>
+          <w:rFonts w:ascii="Times New Roman" w:eastAsiaTheme="majorEastAsia" w:hAnsi="Times New Roman" w:cs="Times New Roman"/>
+          <w:color w:val="auto"/>
+          <w:sz w:val="24"/>
+          <w:szCs w:val="24"/>
+        </w:rPr>
+        <w:t>CompositeShape</w:t>
+      </w:r>
+      <w:proofErr w:type="spellEnd"/>
+      <w:r>
+        <w:rPr>
+          <w:rFonts w:cs="Times New Roman"/>
+          <w:color w:val="auto"/>
+          <w:sz w:val="24"/>
+          <w:szCs w:val="24"/>
+        </w:rPr>
+        <w:t xml:space="preserve">, який також реалізує </w:t>
+      </w:r>
+      <w:proofErr w:type="spellStart"/>
+      <w:r>
+        <w:rPr>
+          <w:rStyle w:val="HTMLCode"/>
+          <w:rFonts w:ascii="Times New Roman" w:eastAsiaTheme="majorEastAsia" w:hAnsi="Times New Roman" w:cs="Times New Roman"/>
+          <w:color w:val="auto"/>
+          <w:sz w:val="24"/>
+          <w:szCs w:val="24"/>
+        </w:rPr>
+        <w:t>IShape</w:t>
+      </w:r>
+      <w:proofErr w:type="spellEnd"/>
+      <w:r>
+        <w:rPr>
+          <w:rFonts w:cs="Times New Roman"/>
+          <w:color w:val="auto"/>
+          <w:sz w:val="24"/>
+          <w:szCs w:val="24"/>
+        </w:rPr>
+        <w:t>, але всередині містить колекцію (</w:t>
+      </w:r>
+      <w:proofErr w:type="spellStart"/>
+      <w:r>
+        <w:rPr>
+          <w:rStyle w:val="HTMLCode"/>
+          <w:rFonts w:ascii="Times New Roman" w:eastAsiaTheme="majorEastAsia" w:hAnsi="Times New Roman" w:cs="Times New Roman"/>
+          <w:color w:val="auto"/>
+          <w:sz w:val="24"/>
+          <w:szCs w:val="24"/>
+        </w:rPr>
+        <w:t>List</w:t>
+      </w:r>
+      <w:proofErr w:type="spellEnd"/>
+      <w:r>
+        <w:rPr>
+          <w:rStyle w:val="HTMLCode"/>
+          <w:rFonts w:ascii="Times New Roman" w:eastAsiaTheme="majorEastAsia" w:hAnsi="Times New Roman" w:cs="Times New Roman"/>
+          <w:color w:val="auto"/>
+          <w:sz w:val="24"/>
+          <w:szCs w:val="24"/>
+        </w:rPr>
+        <w:t>&lt;</w:t>
+      </w:r>
+      <w:proofErr w:type="spellStart"/>
+      <w:r>
+        <w:rPr>
+          <w:rStyle w:val="HTMLCode"/>
+          <w:rFonts w:ascii="Times New Roman" w:eastAsiaTheme="majorEastAsia" w:hAnsi="Times New Roman" w:cs="Times New Roman"/>
+          <w:color w:val="auto"/>
+          <w:sz w:val="24"/>
+          <w:szCs w:val="24"/>
+        </w:rPr>
+        <w:t>IShape</w:t>
+      </w:r>
+      <w:proofErr w:type="spellEnd"/>
+      <w:r>
+        <w:rPr>
+          <w:rStyle w:val="HTMLCode"/>
+          <w:rFonts w:ascii="Times New Roman" w:eastAsiaTheme="majorEastAsia" w:hAnsi="Times New Roman" w:cs="Times New Roman"/>
+          <w:color w:val="auto"/>
+          <w:sz w:val="24"/>
+          <w:szCs w:val="24"/>
+        </w:rPr>
+        <w:t>&gt;</w:t>
+      </w:r>
+      <w:r>
+        <w:rPr>
+          <w:rFonts w:cs="Times New Roman"/>
+          <w:color w:val="auto"/>
+          <w:sz w:val="24"/>
+          <w:szCs w:val="24"/>
+        </w:rPr>
+        <w:t>) інших фігур. Він надає методи для додавання (</w:t>
+      </w:r>
+      <w:proofErr w:type="spellStart"/>
+      <w:r>
+        <w:rPr>
+          <w:rStyle w:val="HTMLCode"/>
+          <w:rFonts w:ascii="Times New Roman" w:eastAsiaTheme="majorEastAsia" w:hAnsi="Times New Roman" w:cs="Times New Roman"/>
+          <w:color w:val="auto"/>
+          <w:sz w:val="24"/>
+          <w:szCs w:val="24"/>
+        </w:rPr>
+        <w:t>Add</w:t>
+      </w:r>
+      <w:proofErr w:type="spellEnd"/>
+      <w:r>
+        <w:rPr>
+          <w:rFonts w:cs="Times New Roman"/>
+          <w:color w:val="auto"/>
+          <w:sz w:val="24"/>
+          <w:szCs w:val="24"/>
+        </w:rPr>
+        <w:t>) та видалення (</w:t>
+      </w:r>
+      <w:proofErr w:type="spellStart"/>
+      <w:r>
+        <w:rPr>
+          <w:rStyle w:val="HTMLCode"/>
+          <w:rFonts w:ascii="Times New Roman" w:eastAsiaTheme="majorEastAsia" w:hAnsi="Times New Roman" w:cs="Times New Roman"/>
+          <w:color w:val="auto"/>
+          <w:sz w:val="24"/>
+          <w:szCs w:val="24"/>
+        </w:rPr>
+        <w:t>Remove</w:t>
+      </w:r>
+      <w:proofErr w:type="spellEnd"/>
+      <w:r>
+        <w:rPr>
+          <w:rFonts w:cs="Times New Roman"/>
+          <w:color w:val="auto"/>
+          <w:sz w:val="24"/>
+          <w:szCs w:val="24"/>
+        </w:rPr>
+        <w:t xml:space="preserve">) дочірніх елементів. Його метод </w:t>
+      </w:r>
+      <w:proofErr w:type="spellStart"/>
+      <w:r>
+        <w:rPr>
+          <w:rStyle w:val="HTMLCode"/>
+          <w:rFonts w:ascii="Times New Roman" w:eastAsiaTheme="majorEastAsia" w:hAnsi="Times New Roman" w:cs="Times New Roman"/>
+          <w:color w:val="auto"/>
+          <w:sz w:val="24"/>
+          <w:szCs w:val="24"/>
+        </w:rPr>
+        <w:t>Draw</w:t>
+      </w:r>
+      <w:proofErr w:type="spellEnd"/>
+      <w:r>
+        <w:rPr>
+          <w:rStyle w:val="HTMLCode"/>
+          <w:rFonts w:ascii="Times New Roman" w:eastAsiaTheme="majorEastAsia" w:hAnsi="Times New Roman" w:cs="Times New Roman"/>
+          <w:color w:val="auto"/>
+          <w:sz w:val="24"/>
+          <w:szCs w:val="24"/>
+        </w:rPr>
+        <w:t>()</w:t>
+      </w:r>
+      <w:r>
+        <w:rPr>
+          <w:rFonts w:cs="Times New Roman"/>
+          <w:color w:val="auto"/>
+          <w:sz w:val="24"/>
+          <w:szCs w:val="24"/>
+        </w:rPr>
+        <w:t xml:space="preserve"> </w:t>
+      </w:r>
+      <w:proofErr w:type="spellStart"/>
+      <w:r>
+        <w:rPr>
+          <w:rFonts w:cs="Times New Roman"/>
+          <w:color w:val="auto"/>
+          <w:sz w:val="24"/>
+          <w:szCs w:val="24"/>
+        </w:rPr>
+        <w:t>рекурсивно</w:t>
+      </w:r>
+      <w:proofErr w:type="spellEnd"/>
+      <w:r>
+        <w:rPr>
+          <w:rFonts w:cs="Times New Roman"/>
+          <w:color w:val="auto"/>
+          <w:sz w:val="24"/>
+          <w:szCs w:val="24"/>
+        </w:rPr>
+        <w:t xml:space="preserve"> викликає малювання для всіх вкладених об'єктів, збільшуючи відступ.</w:t>
+      </w:r>
+    </w:p>
+    <w:p>
+      <w:pPr>
+        <w:spacing w:line="259" w:lineRule="auto"/>
+        <w:rPr>
+          <w:rFonts w:ascii="Times New Roman" w:eastAsia="Times New Roman" w:hAnsi="Times New Roman" w:cs="Times New Roman"/>
+          <w:sz w:val="24"/>
+          <w:szCs w:val="24"/>
+          <w:lang w:val="en-US" w:eastAsia="uk-UA"/>
+        </w:rPr>
+      </w:pPr>
+      <w:r>
+        <w:rPr>
+          <w:rFonts w:ascii="Times New Roman" w:eastAsia="Times New Roman" w:hAnsi="Times New Roman" w:cs="Times New Roman"/>
+          <w:sz w:val="24"/>
+          <w:szCs w:val="24"/>
+          <w:lang w:val="en-US" w:eastAsia="uk-UA"/>
+        </w:rPr>
+        <w:br w:type="page"/>
+      </w:r>
     </w:p>
     <w:p>
       <w:pPr>
         <w:spacing w:after="0" w:line="360" w:lineRule="auto"/>
         <w:jc w:val="center"/>
         <w:rPr>
-          <w:rFonts w:ascii="Times New Roman" w:hAnsi="Times New Roman" w:cs="Times New Roman"/>
-          <w:sz w:val="28"/>
-          <w:szCs w:val="28"/>
-          <w:lang w:val="en-US"/>
-        </w:rPr>
-      </w:pPr>
-      <w:proofErr w:type="spellStart"/>
-      <w:r>
-        <w:rPr>
-          <w:rFonts w:ascii="Times New Roman" w:hAnsi="Times New Roman" w:cs="Times New Roman"/>
-          <w:sz w:val="28"/>
-          <w:szCs w:val="28"/>
-          <w:lang w:val="en-US"/>
-        </w:rPr>
-        <w:t>ComputerFacade</w:t>
+          <w:rFonts w:ascii="Times New Roman" w:eastAsia="Times New Roman" w:hAnsi="Times New Roman" w:cs="Times New Roman"/>
+          <w:sz w:val="24"/>
+          <w:szCs w:val="24"/>
+          <w:lang w:val="en-US" w:eastAsia="uk-UA"/>
+        </w:rPr>
+      </w:pPr>
+      <w:proofErr w:type="spellStart"/>
+      <w:r>
+        <w:rPr>
+          <w:rFonts w:ascii="Times New Roman" w:eastAsia="Times New Roman" w:hAnsi="Times New Roman" w:cs="Times New Roman"/>
+          <w:sz w:val="24"/>
+          <w:szCs w:val="24"/>
+          <w:lang w:val="en-US" w:eastAsia="uk-UA"/>
+        </w:rPr>
+        <w:lastRenderedPageBreak/>
+        <w:t>CompositeShape</w:t>
       </w:r>
       <w:proofErr w:type="spellEnd"/>
     </w:p>
@@ -1009,24 +1340,24 @@
         <w:spacing w:after="0" w:line="360" w:lineRule="auto"/>
         <w:jc w:val="center"/>
         <w:rPr>
-          <w:rFonts w:ascii="Times New Roman" w:hAnsi="Times New Roman" w:cs="Times New Roman"/>
-          <w:sz w:val="28"/>
-          <w:szCs w:val="28"/>
-          <w:lang w:val="en-US"/>
-        </w:rPr>
-      </w:pPr>
-      <w:r>
-        <w:rPr>
-          <w:rFonts w:ascii="Times New Roman" w:hAnsi="Times New Roman" w:cs="Times New Roman"/>
-          <w:sz w:val="28"/>
-          <w:szCs w:val="28"/>
-          <w:lang w:val="en-US"/>
+          <w:rFonts w:ascii="Times New Roman" w:eastAsia="Times New Roman" w:hAnsi="Times New Roman" w:cs="Times New Roman"/>
+          <w:sz w:val="24"/>
+          <w:szCs w:val="24"/>
+          <w:lang w:val="en-US" w:eastAsia="uk-UA"/>
+        </w:rPr>
+      </w:pPr>
+      <w:r>
+        <w:rPr>
+          <w:rFonts w:ascii="Times New Roman" w:eastAsia="Times New Roman" w:hAnsi="Times New Roman" w:cs="Times New Roman"/>
+          <w:sz w:val="24"/>
+          <w:szCs w:val="24"/>
+          <w:lang w:val="en-US" w:eastAsia="uk-UA"/>
         </w:rPr>
         <w:drawing>
-          <wp:inline distT="0" distB="0" distL="0" distR="0" wp14:anchorId="43C6232B" wp14:editId="69DD457C">
-            <wp:extent cx="4998027" cy="4695730"/>
-            <wp:effectExtent l="0" t="0" r="0" b="0"/>
-            <wp:docPr id="16" name="Picture 16"/>
+          <wp:inline distT="0" distB="0" distL="0" distR="0" wp14:anchorId="4F24139C" wp14:editId="73F1223B">
+            <wp:extent cx="5017309" cy="3904956"/>
+            <wp:effectExtent l="0" t="0" r="0" b="635"/>
+            <wp:docPr id="4" name="Picture 4"/>
             <wp:cNvGraphicFramePr>
               <a:graphicFrameLocks xmlns:a="http://schemas.openxmlformats.org/drawingml/2006/main" noChangeAspect="1"/>
             </wp:cNvGraphicFramePr>
@@ -1046,7 +1377,7 @@
                   <pic:spPr>
                     <a:xfrm>
                       <a:off x="0" y="0"/>
-                      <a:ext cx="5003616" cy="4700981"/>
+                      <a:ext cx="5027166" cy="3912628"/>
                     </a:xfrm>
                     <a:prstGeom prst="rect">
                       <a:avLst/>
@@ -1063,10 +1394,10 @@
       <w:pPr>
         <w:spacing w:after="0" w:line="360" w:lineRule="auto"/>
         <w:rPr>
-          <w:rFonts w:ascii="Times New Roman" w:hAnsi="Times New Roman" w:cs="Times New Roman"/>
-          <w:sz w:val="28"/>
-          <w:szCs w:val="28"/>
-          <w:lang w:val="en-US"/>
+          <w:rFonts w:ascii="Times New Roman" w:eastAsia="Times New Roman" w:hAnsi="Times New Roman" w:cs="Times New Roman"/>
+          <w:sz w:val="24"/>
+          <w:szCs w:val="24"/>
+          <w:lang w:val="en-US" w:eastAsia="uk-UA"/>
         </w:rPr>
       </w:pPr>
     </w:p>
@@ -1075,82 +1406,153 @@
         <w:pStyle w:val="ListParagraph"/>
         <w:numPr>
           <w:ilvl w:val="0"/>
-          <w:numId w:val="4"/>
+          <w:numId w:val="6"/>
         </w:numPr>
         <w:rPr>
-          <w:rFonts w:cs="Times New Roman"/>
-          <w:szCs w:val="28"/>
-          <w:lang w:val="en-US"/>
-        </w:rPr>
-      </w:pPr>
-      <w:r>
-        <w:rPr>
-          <w:rStyle w:val="citation-173"/>
-          <w:rFonts w:cs="Times New Roman"/>
-          <w:b/>
-          <w:bCs/>
-          <w:szCs w:val="28"/>
+          <w:rFonts w:eastAsia="Times New Roman" w:cs="Times New Roman"/>
+          <w:color w:val="auto"/>
+          <w:sz w:val="24"/>
+          <w:szCs w:val="24"/>
+          <w:lang w:val="en-US" w:eastAsia="uk-UA"/>
+        </w:rPr>
+      </w:pPr>
+      <w:r>
+        <w:rPr>
+          <w:rFonts w:cs="Times New Roman"/>
+          <w:b/>
+          <w:bCs/>
+          <w:color w:val="auto"/>
+          <w:sz w:val="24"/>
+          <w:szCs w:val="24"/>
         </w:rPr>
         <w:t>Клієнтський код:</w:t>
       </w:r>
       <w:r>
         <w:rPr>
-          <w:rStyle w:val="citation-173"/>
-          <w:rFonts w:cs="Times New Roman"/>
-          <w:szCs w:val="28"/>
+          <w:rFonts w:cs="Times New Roman"/>
+          <w:color w:val="auto"/>
+          <w:sz w:val="24"/>
+          <w:szCs w:val="24"/>
         </w:rPr>
         <w:t xml:space="preserve"> </w:t>
       </w:r>
       <w:r>
         <w:rPr>
-          <w:rStyle w:val="citation-173"/>
-          <w:rFonts w:cs="Times New Roman"/>
-          <w:szCs w:val="28"/>
+          <w:rFonts w:cs="Times New Roman"/>
+          <w:color w:val="auto"/>
+          <w:sz w:val="24"/>
+          <w:szCs w:val="24"/>
         </w:rPr>
         <w:t>у</w:t>
       </w:r>
       <w:r>
         <w:rPr>
-          <w:rStyle w:val="citation-173"/>
-          <w:rFonts w:cs="Times New Roman"/>
-          <w:szCs w:val="28"/>
+          <w:rFonts w:cs="Times New Roman"/>
+          <w:color w:val="auto"/>
+          <w:sz w:val="24"/>
+          <w:szCs w:val="24"/>
         </w:rPr>
         <w:t xml:space="preserve"> файлі </w:t>
       </w:r>
       <w:proofErr w:type="spellStart"/>
       <w:r>
         <w:rPr>
-          <w:rStyle w:val="citation-173"/>
-          <w:rFonts w:cs="Times New Roman"/>
-          <w:szCs w:val="28"/>
+          <w:rStyle w:val="HTMLCode"/>
+          <w:rFonts w:ascii="Times New Roman" w:eastAsiaTheme="majorEastAsia" w:hAnsi="Times New Roman" w:cs="Times New Roman"/>
+          <w:color w:val="auto"/>
+          <w:sz w:val="24"/>
+          <w:szCs w:val="24"/>
         </w:rPr>
         <w:t>Program.cs</w:t>
       </w:r>
       <w:proofErr w:type="spellEnd"/>
       <w:r>
         <w:rPr>
-          <w:rStyle w:val="citation-173"/>
-          <w:rFonts w:cs="Times New Roman"/>
-          <w:szCs w:val="28"/>
-        </w:rPr>
-        <w:t xml:space="preserve"> продемонстровано, що завдяки фасаду базові операції стають простими для клієнта</w:t>
-      </w:r>
-      <w:r>
-        <w:rPr>
-          <w:rFonts w:cs="Times New Roman"/>
-          <w:szCs w:val="28"/>
-        </w:rPr>
-        <w:t>, звільняючи його від необхідності знати деталі реалізації підсистем.</w:t>
-      </w:r>
-    </w:p>
-    <w:p>
-      <w:pPr>
-        <w:spacing w:after="0" w:line="360" w:lineRule="auto"/>
-        <w:rPr>
-          <w:rFonts w:ascii="Times New Roman" w:hAnsi="Times New Roman" w:cs="Times New Roman"/>
-          <w:sz w:val="28"/>
-          <w:szCs w:val="28"/>
-          <w:lang w:val="en-US"/>
+          <w:rFonts w:cs="Times New Roman"/>
+          <w:color w:val="auto"/>
+          <w:sz w:val="24"/>
+          <w:szCs w:val="24"/>
+        </w:rPr>
+        <w:t xml:space="preserve"> продемонстровано побудову складної деревовидної структури (полотно, що містить прямокутник та групу фігур "</w:t>
+      </w:r>
+      <w:r>
+        <w:rPr>
+          <w:rFonts w:cs="Times New Roman"/>
+          <w:color w:val="auto"/>
+          <w:sz w:val="24"/>
+          <w:szCs w:val="24"/>
+        </w:rPr>
+        <w:t>л</w:t>
+      </w:r>
+      <w:r>
+        <w:rPr>
+          <w:rFonts w:cs="Times New Roman"/>
+          <w:color w:val="auto"/>
+          <w:sz w:val="24"/>
+          <w:szCs w:val="24"/>
+        </w:rPr>
+        <w:t xml:space="preserve">оготип"). Виклик методу </w:t>
+      </w:r>
+      <w:proofErr w:type="spellStart"/>
+      <w:r>
+        <w:rPr>
+          <w:rStyle w:val="HTMLCode"/>
+          <w:rFonts w:ascii="Times New Roman" w:eastAsiaTheme="majorEastAsia" w:hAnsi="Times New Roman" w:cs="Times New Roman"/>
+          <w:color w:val="auto"/>
+          <w:sz w:val="24"/>
+          <w:szCs w:val="24"/>
+        </w:rPr>
+        <w:t>Draw</w:t>
+      </w:r>
+      <w:proofErr w:type="spellEnd"/>
+      <w:r>
+        <w:rPr>
+          <w:rStyle w:val="HTMLCode"/>
+          <w:rFonts w:ascii="Times New Roman" w:eastAsiaTheme="majorEastAsia" w:hAnsi="Times New Roman" w:cs="Times New Roman"/>
+          <w:color w:val="auto"/>
+          <w:sz w:val="24"/>
+          <w:szCs w:val="24"/>
+        </w:rPr>
+        <w:t>()</w:t>
+      </w:r>
+      <w:r>
+        <w:rPr>
+          <w:rFonts w:cs="Times New Roman"/>
+          <w:color w:val="auto"/>
+          <w:sz w:val="24"/>
+          <w:szCs w:val="24"/>
+        </w:rPr>
+        <w:t xml:space="preserve"> у кореневого об'єкта автоматично </w:t>
+      </w:r>
+      <w:proofErr w:type="spellStart"/>
+      <w:r>
+        <w:rPr>
+          <w:rFonts w:cs="Times New Roman"/>
+          <w:color w:val="auto"/>
+          <w:sz w:val="24"/>
+          <w:szCs w:val="24"/>
+        </w:rPr>
+        <w:t>відмальовує</w:t>
+      </w:r>
+      <w:proofErr w:type="spellEnd"/>
+      <w:r>
+        <w:rPr>
+          <w:rFonts w:cs="Times New Roman"/>
+          <w:color w:val="auto"/>
+          <w:sz w:val="24"/>
+          <w:szCs w:val="24"/>
+        </w:rPr>
+        <w:t xml:space="preserve"> всю ієрархію єдиним викликом.</w:t>
+      </w:r>
+    </w:p>
+    <w:p>
+      <w:pPr>
+        <w:spacing w:after="0" w:line="360" w:lineRule="auto"/>
+        <w:rPr>
+          <w:rFonts w:ascii="Times New Roman" w:eastAsia="Times New Roman" w:hAnsi="Times New Roman" w:cs="Times New Roman"/>
+          <w:sz w:val="24"/>
+          <w:szCs w:val="24"/>
+          <w:lang w:val="en-US" w:eastAsia="uk-UA"/>
         </w:rPr>
       </w:pPr>
     </w:p>
@@ -1159,18 +1561,18 @@
         <w:spacing w:after="0" w:line="360" w:lineRule="auto"/>
         <w:jc w:val="center"/>
         <w:rPr>
-          <w:rFonts w:ascii="Times New Roman" w:hAnsi="Times New Roman" w:cs="Times New Roman"/>
-          <w:sz w:val="28"/>
-          <w:szCs w:val="28"/>
-          <w:lang w:val="en-US"/>
-        </w:rPr>
-      </w:pPr>
-      <w:r>
-        <w:rPr>
-          <w:rFonts w:ascii="Times New Roman" w:hAnsi="Times New Roman" w:cs="Times New Roman"/>
-          <w:sz w:val="28"/>
-          <w:szCs w:val="28"/>
-          <w:lang w:val="en-US"/>
+          <w:rFonts w:ascii="Times New Roman" w:eastAsia="Times New Roman" w:hAnsi="Times New Roman" w:cs="Times New Roman"/>
+          <w:sz w:val="24"/>
+          <w:szCs w:val="24"/>
+          <w:lang w:val="en-US" w:eastAsia="uk-UA"/>
+        </w:rPr>
+      </w:pPr>
+      <w:r>
+        <w:rPr>
+          <w:rFonts w:ascii="Times New Roman" w:eastAsia="Times New Roman" w:hAnsi="Times New Roman" w:cs="Times New Roman"/>
+          <w:sz w:val="24"/>
+          <w:szCs w:val="24"/>
+          <w:lang w:val="en-US" w:eastAsia="uk-UA"/>
         </w:rPr>
         <w:t>Program</w:t>
       </w:r>
@@ -1180,24 +1582,24 @@
         <w:spacing w:after="0" w:line="360" w:lineRule="auto"/>
         <w:jc w:val="center"/>
         <w:rPr>
-          <w:rFonts w:ascii="Times New Roman" w:hAnsi="Times New Roman" w:cs="Times New Roman"/>
-          <w:sz w:val="28"/>
-          <w:szCs w:val="28"/>
-          <w:lang w:val="en-US"/>
-        </w:rPr>
-      </w:pPr>
-      <w:r>
-        <w:rPr>
-          <w:rFonts w:ascii="Times New Roman" w:hAnsi="Times New Roman" w:cs="Times New Roman"/>
-          <w:sz w:val="28"/>
-          <w:szCs w:val="28"/>
-          <w:lang w:val="en-US"/>
+          <w:rFonts w:ascii="Times New Roman" w:eastAsia="Times New Roman" w:hAnsi="Times New Roman" w:cs="Times New Roman"/>
+          <w:sz w:val="24"/>
+          <w:szCs w:val="24"/>
+          <w:lang w:val="en-US" w:eastAsia="uk-UA"/>
+        </w:rPr>
+      </w:pPr>
+      <w:r>
+        <w:rPr>
+          <w:rFonts w:ascii="Times New Roman" w:hAnsi="Times New Roman" w:cs="Times New Roman"/>
+          <w:noProof/>
+          <w:sz w:val="24"/>
+          <w:szCs w:val="24"/>
         </w:rPr>
         <w:drawing>
-          <wp:inline distT="0" distB="0" distL="0" distR="0" wp14:anchorId="16D79DA4" wp14:editId="3241CB44">
-            <wp:extent cx="6120765" cy="2098675"/>
-            <wp:effectExtent l="0" t="0" r="0" b="0"/>
-            <wp:docPr id="17" name="Picture 17"/>
+          <wp:inline distT="0" distB="0" distL="0" distR="0" wp14:anchorId="31E4DA18" wp14:editId="49233F8B">
+            <wp:extent cx="5085081" cy="3491346"/>
+            <wp:effectExtent l="0" t="0" r="1270" b="0"/>
+            <wp:docPr id="5" name="Picture 5"/>
             <wp:cNvGraphicFramePr>
               <a:graphicFrameLocks xmlns:a="http://schemas.openxmlformats.org/drawingml/2006/main" noChangeAspect="1"/>
             </wp:cNvGraphicFramePr>
@@ -1217,7 +1619,7 @@
                   <pic:spPr>
                     <a:xfrm>
                       <a:off x="0" y="0"/>
-                      <a:ext cx="6120765" cy="2098675"/>
+                      <a:ext cx="5116679" cy="3513041"/>
                     </a:xfrm>
                     <a:prstGeom prst="rect">
                       <a:avLst/>
@@ -1235,10 +1637,10 @@
         <w:spacing w:after="0" w:line="360" w:lineRule="auto"/>
         <w:jc w:val="center"/>
         <w:rPr>
-          <w:rFonts w:ascii="Times New Roman" w:hAnsi="Times New Roman" w:cs="Times New Roman"/>
-          <w:sz w:val="28"/>
-          <w:szCs w:val="28"/>
-          <w:lang w:val="en-US"/>
+          <w:rFonts w:ascii="Times New Roman" w:eastAsia="Times New Roman" w:hAnsi="Times New Roman" w:cs="Times New Roman"/>
+          <w:sz w:val="24"/>
+          <w:szCs w:val="24"/>
+          <w:lang w:val="en-US" w:eastAsia="uk-UA"/>
         </w:rPr>
       </w:pPr>
     </w:p>
@@ -1247,16 +1649,18 @@
         <w:spacing w:after="0" w:line="360" w:lineRule="auto"/>
         <w:jc w:val="center"/>
         <w:rPr>
-          <w:rFonts w:ascii="Times New Roman" w:hAnsi="Times New Roman" w:cs="Times New Roman"/>
-          <w:sz w:val="28"/>
-          <w:szCs w:val="28"/>
-        </w:rPr>
-      </w:pPr>
-      <w:r>
-        <w:rPr>
-          <w:rFonts w:ascii="Times New Roman" w:hAnsi="Times New Roman" w:cs="Times New Roman"/>
-          <w:sz w:val="28"/>
-          <w:szCs w:val="28"/>
+          <w:rFonts w:ascii="Times New Roman" w:eastAsia="Times New Roman" w:hAnsi="Times New Roman" w:cs="Times New Roman"/>
+          <w:sz w:val="24"/>
+          <w:szCs w:val="24"/>
+          <w:lang w:eastAsia="uk-UA"/>
+        </w:rPr>
+      </w:pPr>
+      <w:r>
+        <w:rPr>
+          <w:rFonts w:ascii="Times New Roman" w:eastAsia="Times New Roman" w:hAnsi="Times New Roman" w:cs="Times New Roman"/>
+          <w:sz w:val="24"/>
+          <w:szCs w:val="24"/>
+          <w:lang w:eastAsia="uk-UA"/>
         </w:rPr>
         <w:t>Результат</w:t>
       </w:r>
@@ -1266,22 +1670,24 @@
         <w:spacing w:after="0" w:line="360" w:lineRule="auto"/>
         <w:jc w:val="center"/>
         <w:rPr>
-          <w:rFonts w:ascii="Times New Roman" w:hAnsi="Times New Roman" w:cs="Times New Roman"/>
-          <w:sz w:val="28"/>
-          <w:szCs w:val="28"/>
-        </w:rPr>
-      </w:pPr>
-      <w:r>
-        <w:rPr>
-          <w:rFonts w:ascii="Times New Roman" w:hAnsi="Times New Roman" w:cs="Times New Roman"/>
-          <w:sz w:val="28"/>
-          <w:szCs w:val="28"/>
+          <w:rFonts w:ascii="Times New Roman" w:eastAsia="Times New Roman" w:hAnsi="Times New Roman" w:cs="Times New Roman"/>
+          <w:sz w:val="24"/>
+          <w:szCs w:val="24"/>
+          <w:lang w:eastAsia="uk-UA"/>
+        </w:rPr>
+      </w:pPr>
+      <w:r>
+        <w:rPr>
+          <w:rFonts w:ascii="Times New Roman" w:hAnsi="Times New Roman" w:cs="Times New Roman"/>
+          <w:noProof/>
+          <w:sz w:val="24"/>
+          <w:szCs w:val="24"/>
         </w:rPr>
         <w:drawing>
-          <wp:inline distT="0" distB="0" distL="0" distR="0" wp14:anchorId="583E0BA8" wp14:editId="5F520784">
-            <wp:extent cx="4829849" cy="2105319"/>
-            <wp:effectExtent l="0" t="0" r="8890" b="9525"/>
-            <wp:docPr id="24" name="Picture 24"/>
+          <wp:inline distT="0" distB="0" distL="0" distR="0" wp14:anchorId="12BC4735" wp14:editId="5C0478A5">
+            <wp:extent cx="3228571" cy="1723810"/>
+            <wp:effectExtent l="0" t="0" r="0" b="0"/>
+            <wp:docPr id="6" name="Picture 6"/>
             <wp:cNvGraphicFramePr>
               <a:graphicFrameLocks xmlns:a="http://schemas.openxmlformats.org/drawingml/2006/main" noChangeAspect="1"/>
             </wp:cNvGraphicFramePr>
@@ -1301,7 +1707,7 @@
                   <pic:spPr>
                     <a:xfrm>
                       <a:off x="0" y="0"/>
-                      <a:ext cx="4829849" cy="2105319"/>
+                      <a:ext cx="3228571" cy="1723810"/>
                     </a:xfrm>
                     <a:prstGeom prst="rect">
                       <a:avLst/>
@@ -1319,8 +1725,8 @@
         <w:spacing w:after="0" w:line="360" w:lineRule="auto"/>
         <w:rPr>
           <w:rFonts w:ascii="Times New Roman" w:hAnsi="Times New Roman" w:cs="Times New Roman"/>
-          <w:sz w:val="28"/>
-          <w:szCs w:val="28"/>
+          <w:sz w:val="24"/>
+          <w:szCs w:val="24"/>
           <w:lang w:val="en-US"/>
         </w:rPr>
       </w:pPr>
@@ -1332,17 +1738,17 @@
           <w:rFonts w:ascii="Times New Roman" w:hAnsi="Times New Roman" w:cs="Times New Roman"/>
           <w:b/>
           <w:bCs/>
-          <w:sz w:val="28"/>
-          <w:szCs w:val="28"/>
-        </w:rPr>
-      </w:pPr>
-      <w:r>
-        <w:rPr>
-          <w:rFonts w:ascii="Times New Roman" w:hAnsi="Times New Roman" w:cs="Times New Roman"/>
-          <w:b/>
-          <w:bCs/>
-          <w:sz w:val="28"/>
-          <w:szCs w:val="28"/>
+          <w:sz w:val="24"/>
+          <w:szCs w:val="24"/>
+        </w:rPr>
+      </w:pPr>
+      <w:r>
+        <w:rPr>
+          <w:rFonts w:ascii="Times New Roman" w:hAnsi="Times New Roman" w:cs="Times New Roman"/>
+          <w:b/>
+          <w:bCs/>
+          <w:sz w:val="24"/>
+          <w:szCs w:val="24"/>
         </w:rPr>
         <w:t xml:space="preserve">Завдання 2. Шаблон </w:t>
       </w:r>
@@ -1352,8 +1758,8 @@
           <w:rFonts w:ascii="Times New Roman" w:hAnsi="Times New Roman" w:cs="Times New Roman"/>
           <w:b/>
           <w:bCs/>
-          <w:sz w:val="28"/>
-          <w:szCs w:val="28"/>
+          <w:sz w:val="24"/>
+          <w:szCs w:val="24"/>
         </w:rPr>
         <w:t>Decorator</w:t>
       </w:r>
@@ -1364,16 +1770,16 @@
         <w:spacing w:after="0" w:line="360" w:lineRule="auto"/>
         <w:rPr>
           <w:rFonts w:ascii="Times New Roman" w:hAnsi="Times New Roman" w:cs="Times New Roman"/>
-          <w:sz w:val="28"/>
-          <w:szCs w:val="28"/>
+          <w:sz w:val="24"/>
+          <w:szCs w:val="24"/>
         </w:rPr>
       </w:pPr>
       <w:r>
         <w:rPr>
           <w:rStyle w:val="citation-172"/>
           <w:rFonts w:ascii="Times New Roman" w:hAnsi="Times New Roman" w:cs="Times New Roman"/>
-          <w:sz w:val="28"/>
-          <w:szCs w:val="28"/>
+          <w:sz w:val="24"/>
+          <w:szCs w:val="24"/>
         </w:rPr>
         <w:t xml:space="preserve">Реалізація класу </w:t>
       </w:r>
@@ -1382,8 +1788,8 @@
         <w:rPr>
           <w:rStyle w:val="citation-172"/>
           <w:rFonts w:ascii="Times New Roman" w:hAnsi="Times New Roman" w:cs="Times New Roman"/>
-          <w:sz w:val="28"/>
-          <w:szCs w:val="28"/>
+          <w:sz w:val="24"/>
+          <w:szCs w:val="24"/>
         </w:rPr>
         <w:t>IceCreamDecorator</w:t>
       </w:r>
@@ -1392,8 +1798,8 @@
         <w:rPr>
           <w:rStyle w:val="citation-172"/>
           <w:rFonts w:ascii="Times New Roman" w:hAnsi="Times New Roman" w:cs="Times New Roman"/>
-          <w:sz w:val="28"/>
-          <w:szCs w:val="28"/>
+          <w:sz w:val="24"/>
+          <w:szCs w:val="24"/>
         </w:rPr>
         <w:t xml:space="preserve">, який додає нові інгредієнти до базового класу </w:t>
       </w:r>
@@ -1402,8 +1808,8 @@
         <w:rPr>
           <w:rStyle w:val="citation-172"/>
           <w:rFonts w:ascii="Times New Roman" w:hAnsi="Times New Roman" w:cs="Times New Roman"/>
-          <w:sz w:val="28"/>
-          <w:szCs w:val="28"/>
+          <w:sz w:val="24"/>
+          <w:szCs w:val="24"/>
         </w:rPr>
         <w:t>IceCream</w:t>
       </w:r>
@@ -1412,16 +1818,16 @@
         <w:rPr>
           <w:rStyle w:val="citation-172"/>
           <w:rFonts w:ascii="Times New Roman" w:hAnsi="Times New Roman" w:cs="Times New Roman"/>
-          <w:sz w:val="28"/>
-          <w:szCs w:val="28"/>
+          <w:sz w:val="24"/>
+          <w:szCs w:val="24"/>
         </w:rPr>
         <w:t xml:space="preserve"> без зміни його коду</w:t>
       </w:r>
       <w:r>
         <w:rPr>
           <w:rFonts w:ascii="Times New Roman" w:hAnsi="Times New Roman" w:cs="Times New Roman"/>
-          <w:sz w:val="28"/>
-          <w:szCs w:val="28"/>
+          <w:sz w:val="24"/>
+          <w:szCs w:val="24"/>
         </w:rPr>
         <w:t>.</w:t>
       </w:r>
@@ -1437,7 +1843,9 @@
           <w:rFonts w:cs="Times New Roman"/>
           <w:b/>
           <w:bCs/>
-          <w:szCs w:val="28"/>
+          <w:color w:val="auto"/>
+          <w:sz w:val="24"/>
+          <w:szCs w:val="24"/>
           <w:lang w:val="en-US"/>
         </w:rPr>
       </w:pPr>
@@ -1446,38 +1854,29 @@
           <w:rFonts w:cs="Times New Roman"/>
           <w:b/>
           <w:bCs/>
-          <w:szCs w:val="28"/>
+          <w:color w:val="auto"/>
+          <w:sz w:val="24"/>
+          <w:szCs w:val="24"/>
         </w:rPr>
         <w:t>Створення базового компонента:</w:t>
       </w:r>
       <w:r>
         <w:rPr>
           <w:rFonts w:cs="Times New Roman"/>
-          <w:szCs w:val="28"/>
-        </w:rPr>
-        <w:t xml:space="preserve"> </w:t>
-      </w:r>
-      <w:r>
-        <w:rPr>
-          <w:rFonts w:cs="Times New Roman"/>
-          <w:szCs w:val="28"/>
-        </w:rPr>
-        <w:t>р</w:t>
-      </w:r>
-      <w:r>
-        <w:rPr>
-          <w:rFonts w:cs="Times New Roman"/>
-          <w:szCs w:val="28"/>
-        </w:rPr>
-        <w:t xml:space="preserve">озроблено абстрактний клас </w:t>
+          <w:color w:val="auto"/>
+          <w:sz w:val="24"/>
+          <w:szCs w:val="24"/>
+        </w:rPr>
+        <w:t xml:space="preserve"> розроблено абстрактний клас </w:t>
       </w:r>
       <w:proofErr w:type="spellStart"/>
       <w:r>
         <w:rPr>
           <w:rStyle w:val="HTMLCode"/>
           <w:rFonts w:ascii="Times New Roman" w:eastAsiaTheme="majorEastAsia" w:hAnsi="Times New Roman" w:cs="Times New Roman"/>
-          <w:sz w:val="28"/>
-          <w:szCs w:val="28"/>
+          <w:color w:val="auto"/>
+          <w:sz w:val="24"/>
+          <w:szCs w:val="24"/>
         </w:rPr>
         <w:t>IceCream</w:t>
       </w:r>
@@ -1485,7 +1884,9 @@
       <w:r>
         <w:rPr>
           <w:rFonts w:cs="Times New Roman"/>
-          <w:szCs w:val="28"/>
+          <w:color w:val="auto"/>
+          <w:sz w:val="24"/>
+          <w:szCs w:val="24"/>
         </w:rPr>
         <w:t xml:space="preserve"> з методами </w:t>
       </w:r>
@@ -1494,8 +1895,9 @@
         <w:rPr>
           <w:rStyle w:val="HTMLCode"/>
           <w:rFonts w:ascii="Times New Roman" w:eastAsiaTheme="majorEastAsia" w:hAnsi="Times New Roman" w:cs="Times New Roman"/>
-          <w:sz w:val="28"/>
-          <w:szCs w:val="28"/>
+          <w:color w:val="auto"/>
+          <w:sz w:val="24"/>
+          <w:szCs w:val="24"/>
         </w:rPr>
         <w:t>GetDescription</w:t>
       </w:r>
@@ -1504,15 +1906,18 @@
         <w:rPr>
           <w:rStyle w:val="HTMLCode"/>
           <w:rFonts w:ascii="Times New Roman" w:eastAsiaTheme="majorEastAsia" w:hAnsi="Times New Roman" w:cs="Times New Roman"/>
-          <w:sz w:val="28"/>
-          <w:szCs w:val="28"/>
+          <w:color w:val="auto"/>
+          <w:sz w:val="24"/>
+          <w:szCs w:val="24"/>
         </w:rPr>
         <w:t>()</w:t>
       </w:r>
       <w:r>
         <w:rPr>
           <w:rFonts w:cs="Times New Roman"/>
-          <w:szCs w:val="28"/>
+          <w:color w:val="auto"/>
+          <w:sz w:val="24"/>
+          <w:szCs w:val="24"/>
         </w:rPr>
         <w:t xml:space="preserve"> та </w:t>
       </w:r>
@@ -1521,8 +1926,9 @@
         <w:rPr>
           <w:rStyle w:val="HTMLCode"/>
           <w:rFonts w:ascii="Times New Roman" w:eastAsiaTheme="majorEastAsia" w:hAnsi="Times New Roman" w:cs="Times New Roman"/>
-          <w:sz w:val="28"/>
-          <w:szCs w:val="28"/>
+          <w:color w:val="auto"/>
+          <w:sz w:val="24"/>
+          <w:szCs w:val="24"/>
         </w:rPr>
         <w:t>GetCost</w:t>
       </w:r>
@@ -1531,15 +1937,18 @@
         <w:rPr>
           <w:rStyle w:val="HTMLCode"/>
           <w:rFonts w:ascii="Times New Roman" w:eastAsiaTheme="majorEastAsia" w:hAnsi="Times New Roman" w:cs="Times New Roman"/>
-          <w:sz w:val="28"/>
-          <w:szCs w:val="28"/>
+          <w:color w:val="auto"/>
+          <w:sz w:val="24"/>
+          <w:szCs w:val="24"/>
         </w:rPr>
         <w:t>()</w:t>
       </w:r>
       <w:r>
         <w:rPr>
           <w:rFonts w:cs="Times New Roman"/>
-          <w:szCs w:val="28"/>
+          <w:color w:val="auto"/>
+          <w:sz w:val="24"/>
+          <w:szCs w:val="24"/>
         </w:rPr>
         <w:t xml:space="preserve">. </w:t>
       </w:r>
@@ -1547,7 +1956,9 @@
         <w:rPr>
           <w:rStyle w:val="citation-171"/>
           <w:rFonts w:cs="Times New Roman"/>
-          <w:szCs w:val="28"/>
+          <w:color w:val="auto"/>
+          <w:sz w:val="24"/>
+          <w:szCs w:val="24"/>
         </w:rPr>
         <w:t xml:space="preserve">Створено конкретний компонент </w:t>
       </w:r>
@@ -1556,7 +1967,9 @@
         <w:rPr>
           <w:rStyle w:val="citation-171"/>
           <w:rFonts w:cs="Times New Roman"/>
-          <w:szCs w:val="28"/>
+          <w:color w:val="auto"/>
+          <w:sz w:val="24"/>
+          <w:szCs w:val="24"/>
         </w:rPr>
         <w:t>VanillaIceCream</w:t>
       </w:r>
@@ -1565,14 +1978,18 @@
         <w:rPr>
           <w:rStyle w:val="citation-171"/>
           <w:rFonts w:cs="Times New Roman"/>
-          <w:szCs w:val="28"/>
+          <w:color w:val="auto"/>
+          <w:sz w:val="24"/>
+          <w:szCs w:val="24"/>
         </w:rPr>
         <w:t xml:space="preserve"> (базове морозиво), в який за допомогою шаблону додається нова функціональність</w:t>
       </w:r>
       <w:r>
         <w:rPr>
           <w:rFonts w:cs="Times New Roman"/>
-          <w:szCs w:val="28"/>
+          <w:color w:val="auto"/>
+          <w:sz w:val="24"/>
+          <w:szCs w:val="24"/>
         </w:rPr>
         <w:t>.</w:t>
       </w:r>
@@ -1582,8 +1999,8 @@
         <w:spacing w:after="0" w:line="360" w:lineRule="auto"/>
         <w:rPr>
           <w:rFonts w:ascii="Times New Roman" w:hAnsi="Times New Roman" w:cs="Times New Roman"/>
-          <w:sz w:val="28"/>
-          <w:szCs w:val="28"/>
+          <w:sz w:val="24"/>
+          <w:szCs w:val="24"/>
           <w:lang w:val="en-US"/>
         </w:rPr>
       </w:pPr>
@@ -1594,8 +2011,8 @@
         <w:jc w:val="center"/>
         <w:rPr>
           <w:rFonts w:ascii="Times New Roman" w:hAnsi="Times New Roman" w:cs="Times New Roman"/>
-          <w:sz w:val="28"/>
-          <w:szCs w:val="28"/>
+          <w:sz w:val="24"/>
+          <w:szCs w:val="24"/>
           <w:lang w:val="en-US"/>
         </w:rPr>
       </w:pPr>
@@ -1603,11 +2020,10 @@
       <w:r>
         <w:rPr>
           <w:rFonts w:ascii="Times New Roman" w:hAnsi="Times New Roman" w:cs="Times New Roman"/>
-          <w:sz w:val="28"/>
-          <w:szCs w:val="28"/>
+          <w:sz w:val="24"/>
+          <w:szCs w:val="24"/>
           <w:lang w:val="en-US"/>
         </w:rPr>
-        <w:lastRenderedPageBreak/>
         <w:t>IceCream</w:t>
       </w:r>
       <w:proofErr w:type="spellEnd"/>
@@ -1618,8 +2034,8 @@
         <w:jc w:val="center"/>
         <w:rPr>
           <w:rFonts w:ascii="Times New Roman" w:hAnsi="Times New Roman" w:cs="Times New Roman"/>
-          <w:sz w:val="28"/>
-          <w:szCs w:val="28"/>
+          <w:sz w:val="24"/>
+          <w:szCs w:val="24"/>
           <w:lang w:val="en-US"/>
         </w:rPr>
       </w:pPr>
@@ -1627,8 +2043,8 @@
         <w:rPr>
           <w:rFonts w:ascii="Times New Roman" w:hAnsi="Times New Roman" w:cs="Times New Roman"/>
           <w:noProof/>
-          <w:sz w:val="28"/>
-          <w:szCs w:val="28"/>
+          <w:sz w:val="24"/>
+          <w:szCs w:val="24"/>
         </w:rPr>
         <w:drawing>
           <wp:inline distT="0" distB="0" distL="0" distR="0" wp14:anchorId="379D5454" wp14:editId="29B8E093">
@@ -1673,8 +2089,8 @@
         <w:jc w:val="center"/>
         <w:rPr>
           <w:rFonts w:ascii="Times New Roman" w:hAnsi="Times New Roman" w:cs="Times New Roman"/>
-          <w:sz w:val="28"/>
-          <w:szCs w:val="28"/>
+          <w:sz w:val="24"/>
+          <w:szCs w:val="24"/>
           <w:lang w:val="en-US"/>
         </w:rPr>
       </w:pPr>
@@ -1685,8 +2101,8 @@
         <w:jc w:val="center"/>
         <w:rPr>
           <w:rFonts w:ascii="Times New Roman" w:hAnsi="Times New Roman" w:cs="Times New Roman"/>
-          <w:sz w:val="28"/>
-          <w:szCs w:val="28"/>
+          <w:sz w:val="24"/>
+          <w:szCs w:val="24"/>
           <w:lang w:val="en-US"/>
         </w:rPr>
       </w:pPr>
@@ -1694,8 +2110,8 @@
       <w:r>
         <w:rPr>
           <w:rFonts w:ascii="Times New Roman" w:hAnsi="Times New Roman" w:cs="Times New Roman"/>
-          <w:sz w:val="28"/>
-          <w:szCs w:val="28"/>
+          <w:sz w:val="24"/>
+          <w:szCs w:val="24"/>
           <w:lang w:val="en-US"/>
         </w:rPr>
         <w:t>VanillaCream</w:t>
@@ -1710,8 +2126,8 @@
           <w:rFonts w:ascii="Times New Roman" w:hAnsi="Times New Roman" w:cs="Times New Roman"/>
           <w:b/>
           <w:bCs/>
-          <w:sz w:val="28"/>
-          <w:szCs w:val="28"/>
+          <w:sz w:val="24"/>
+          <w:szCs w:val="24"/>
           <w:lang w:val="en-US"/>
         </w:rPr>
       </w:pPr>
@@ -1719,8 +2135,8 @@
         <w:rPr>
           <w:rFonts w:ascii="Times New Roman" w:hAnsi="Times New Roman" w:cs="Times New Roman"/>
           <w:noProof/>
-          <w:sz w:val="28"/>
-          <w:szCs w:val="28"/>
+          <w:sz w:val="24"/>
+          <w:szCs w:val="24"/>
         </w:rPr>
         <w:drawing>
           <wp:inline distT="0" distB="0" distL="0" distR="0" wp14:anchorId="0D4A9CF2" wp14:editId="2B00F3D6">
@@ -1766,8 +2182,8 @@
           <w:rFonts w:ascii="Times New Roman" w:hAnsi="Times New Roman" w:cs="Times New Roman"/>
           <w:b/>
           <w:bCs/>
-          <w:sz w:val="28"/>
-          <w:szCs w:val="28"/>
+          <w:sz w:val="24"/>
+          <w:szCs w:val="24"/>
           <w:lang w:val="en-US"/>
         </w:rPr>
       </w:pPr>
@@ -1783,7 +2199,9 @@
           <w:rFonts w:cs="Times New Roman"/>
           <w:b/>
           <w:bCs/>
-          <w:szCs w:val="28"/>
+          <w:color w:val="auto"/>
+          <w:sz w:val="24"/>
+          <w:szCs w:val="24"/>
           <w:lang w:val="en-US"/>
         </w:rPr>
       </w:pPr>
@@ -1793,7 +2211,9 @@
           <w:rFonts w:cs="Times New Roman"/>
           <w:b/>
           <w:bCs/>
-          <w:szCs w:val="28"/>
+          <w:color w:val="auto"/>
+          <w:sz w:val="24"/>
+          <w:szCs w:val="24"/>
         </w:rPr>
         <w:t>Створення базового Декоратора:</w:t>
       </w:r>
@@ -1801,147 +2221,136 @@
         <w:rPr>
           <w:rStyle w:val="citation-170"/>
           <w:rFonts w:cs="Times New Roman"/>
-          <w:szCs w:val="28"/>
-        </w:rPr>
-        <w:t xml:space="preserve"> </w:t>
-      </w:r>
+          <w:color w:val="auto"/>
+          <w:sz w:val="24"/>
+          <w:szCs w:val="24"/>
+        </w:rPr>
+        <w:t xml:space="preserve"> реалізовано абстрактний клас </w:t>
+      </w:r>
+      <w:proofErr w:type="spellStart"/>
       <w:r>
         <w:rPr>
           <w:rStyle w:val="citation-170"/>
           <w:rFonts w:cs="Times New Roman"/>
-          <w:szCs w:val="28"/>
-        </w:rPr>
-        <w:t>р</w:t>
-      </w:r>
+          <w:color w:val="auto"/>
+          <w:sz w:val="24"/>
+          <w:szCs w:val="24"/>
+        </w:rPr>
+        <w:t>IceCreamDecorator</w:t>
+      </w:r>
+      <w:proofErr w:type="spellEnd"/>
       <w:r>
         <w:rPr>
           <w:rStyle w:val="citation-170"/>
           <w:rFonts w:cs="Times New Roman"/>
-          <w:szCs w:val="28"/>
-        </w:rPr>
-        <w:t xml:space="preserve">еалізовано абстрактний клас </w:t>
+          <w:color w:val="auto"/>
+          <w:sz w:val="24"/>
+          <w:szCs w:val="24"/>
+        </w:rPr>
+        <w:t xml:space="preserve">, який зберігає посилання на об'єкт </w:t>
       </w:r>
       <w:proofErr w:type="spellStart"/>
       <w:r>
         <w:rPr>
           <w:rStyle w:val="citation-170"/>
           <w:rFonts w:cs="Times New Roman"/>
-          <w:szCs w:val="28"/>
+          <w:color w:val="auto"/>
+          <w:sz w:val="24"/>
+          <w:szCs w:val="24"/>
+        </w:rPr>
+        <w:t>IceCream</w:t>
+      </w:r>
+      <w:proofErr w:type="spellEnd"/>
+      <w:r>
+        <w:rPr>
+          <w:rFonts w:cs="Times New Roman"/>
+          <w:color w:val="auto"/>
+          <w:sz w:val="24"/>
+          <w:szCs w:val="24"/>
+        </w:rPr>
+        <w:t xml:space="preserve">. </w:t>
+      </w:r>
+      <w:r>
+        <w:rPr>
+          <w:rStyle w:val="citation-169"/>
+          <w:rFonts w:cs="Times New Roman"/>
+          <w:color w:val="auto"/>
+          <w:sz w:val="24"/>
+          <w:szCs w:val="24"/>
+        </w:rPr>
+        <w:t>Цей клас дозволяє розширювати функціональність вихідного об'єкта без визначення підкласів</w:t>
+      </w:r>
+      <w:r>
+        <w:rPr>
+          <w:rFonts w:cs="Times New Roman"/>
+          <w:color w:val="auto"/>
+          <w:sz w:val="24"/>
+          <w:szCs w:val="24"/>
+        </w:rPr>
+        <w:t>.</w:t>
+      </w:r>
+    </w:p>
+    <w:p>
+      <w:pPr>
+        <w:spacing w:after="0" w:line="360" w:lineRule="auto"/>
+        <w:rPr>
+          <w:rFonts w:ascii="Times New Roman" w:hAnsi="Times New Roman" w:cs="Times New Roman"/>
+          <w:sz w:val="24"/>
+          <w:szCs w:val="24"/>
+          <w:lang w:val="en-US"/>
+        </w:rPr>
+      </w:pPr>
+    </w:p>
+    <w:p>
+      <w:pPr>
+        <w:spacing w:after="0" w:line="360" w:lineRule="auto"/>
+        <w:jc w:val="center"/>
+        <w:rPr>
+          <w:rFonts w:ascii="Times New Roman" w:hAnsi="Times New Roman" w:cs="Times New Roman"/>
+          <w:sz w:val="24"/>
+          <w:szCs w:val="24"/>
+          <w:lang w:val="en-US"/>
+        </w:rPr>
+      </w:pPr>
+      <w:proofErr w:type="spellStart"/>
+      <w:r>
+        <w:rPr>
+          <w:rFonts w:ascii="Times New Roman" w:hAnsi="Times New Roman" w:cs="Times New Roman"/>
+          <w:sz w:val="24"/>
+          <w:szCs w:val="24"/>
+          <w:lang w:val="en-US"/>
         </w:rPr>
         <w:t>IceCreamDecorator</w:t>
       </w:r>
       <w:proofErr w:type="spellEnd"/>
-      <w:r>
-        <w:rPr>
-          <w:rStyle w:val="citation-170"/>
-          <w:rFonts w:cs="Times New Roman"/>
-          <w:szCs w:val="28"/>
-        </w:rPr>
-        <w:t xml:space="preserve">, який зберігає посилання на об'єкт </w:t>
-      </w:r>
-      <w:proofErr w:type="spellStart"/>
-      <w:r>
-        <w:rPr>
-          <w:rStyle w:val="citation-170"/>
-          <w:rFonts w:cs="Times New Roman"/>
-          <w:szCs w:val="28"/>
-        </w:rPr>
-        <w:t>IceCream</w:t>
-      </w:r>
-      <w:proofErr w:type="spellEnd"/>
-      <w:r>
-        <w:rPr>
-          <w:rFonts w:cs="Times New Roman"/>
-          <w:szCs w:val="28"/>
-        </w:rPr>
-        <w:t xml:space="preserve">. </w:t>
-      </w:r>
-      <w:r>
-        <w:rPr>
-          <w:rStyle w:val="citation-169"/>
-          <w:rFonts w:cs="Times New Roman"/>
-          <w:szCs w:val="28"/>
-        </w:rPr>
-        <w:t>Цей клас дозволяє розширювати функціональність вихідного об'єкта без визначення підкласів</w:t>
-      </w:r>
-      <w:r>
-        <w:rPr>
-          <w:rFonts w:cs="Times New Roman"/>
-          <w:szCs w:val="28"/>
-        </w:rPr>
-        <w:t>.</w:t>
-      </w:r>
-    </w:p>
-    <w:p>
-      <w:pPr>
-        <w:spacing w:line="259" w:lineRule="auto"/>
-        <w:rPr>
-          <w:rFonts w:ascii="Times New Roman" w:hAnsi="Times New Roman" w:cs="Times New Roman"/>
-          <w:sz w:val="28"/>
-          <w:szCs w:val="28"/>
+    </w:p>
+    <w:p>
+      <w:pPr>
+        <w:spacing w:after="0" w:line="360" w:lineRule="auto"/>
+        <w:jc w:val="center"/>
+        <w:rPr>
+          <w:rFonts w:ascii="Times New Roman" w:hAnsi="Times New Roman" w:cs="Times New Roman"/>
+          <w:b/>
+          <w:bCs/>
+          <w:sz w:val="24"/>
+          <w:szCs w:val="24"/>
           <w:lang w:val="en-US"/>
         </w:rPr>
       </w:pPr>
       <w:r>
         <w:rPr>
           <w:rFonts w:ascii="Times New Roman" w:hAnsi="Times New Roman" w:cs="Times New Roman"/>
-          <w:sz w:val="28"/>
-          <w:szCs w:val="28"/>
+          <w:b/>
+          <w:bCs/>
+          <w:noProof/>
+          <w:sz w:val="24"/>
+          <w:szCs w:val="24"/>
           <w:lang w:val="en-US"/>
         </w:rPr>
-        <w:br w:type="page"/>
-      </w:r>
-    </w:p>
-    <w:p>
-      <w:pPr>
-        <w:spacing w:after="0" w:line="360" w:lineRule="auto"/>
-        <w:jc w:val="center"/>
-        <w:rPr>
-          <w:rFonts w:ascii="Times New Roman" w:hAnsi="Times New Roman" w:cs="Times New Roman"/>
-          <w:sz w:val="28"/>
-          <w:szCs w:val="28"/>
-          <w:lang w:val="en-US"/>
-        </w:rPr>
-      </w:pPr>
-      <w:proofErr w:type="spellStart"/>
-      <w:r>
-        <w:rPr>
-          <w:rFonts w:ascii="Times New Roman" w:hAnsi="Times New Roman" w:cs="Times New Roman"/>
-          <w:sz w:val="28"/>
-          <w:szCs w:val="28"/>
-          <w:lang w:val="en-US"/>
-        </w:rPr>
-        <w:lastRenderedPageBreak/>
-        <w:t>IceCreamDecorator</w:t>
-      </w:r>
-      <w:proofErr w:type="spellEnd"/>
-    </w:p>
-    <w:p>
-      <w:pPr>
-        <w:spacing w:after="0" w:line="360" w:lineRule="auto"/>
-        <w:jc w:val="center"/>
-        <w:rPr>
-          <w:rFonts w:ascii="Times New Roman" w:hAnsi="Times New Roman" w:cs="Times New Roman"/>
-          <w:b/>
-          <w:bCs/>
-          <w:sz w:val="28"/>
-          <w:szCs w:val="28"/>
-          <w:lang w:val="en-US"/>
-        </w:rPr>
-      </w:pPr>
-      <w:r>
-        <w:rPr>
-          <w:rFonts w:ascii="Times New Roman" w:hAnsi="Times New Roman" w:cs="Times New Roman"/>
-          <w:b/>
-          <w:bCs/>
-          <w:sz w:val="28"/>
-          <w:szCs w:val="28"/>
-          <w:lang w:val="en-US"/>
-        </w:rPr>
         <w:drawing>
-          <wp:inline distT="0" distB="0" distL="0" distR="0" wp14:anchorId="03BD9667" wp14:editId="7183EC9D">
-            <wp:extent cx="4956001" cy="2771330"/>
-            <wp:effectExtent l="0" t="0" r="0" b="0"/>
+          <wp:inline distT="0" distB="0" distL="0" distR="0" wp14:anchorId="03BD9667" wp14:editId="2DCE4427">
+            <wp:extent cx="3730336" cy="2085956"/>
+            <wp:effectExtent l="0" t="0" r="3810" b="0"/>
             <wp:docPr id="20" name="Picture 20"/>
             <wp:cNvGraphicFramePr>
               <a:graphicFrameLocks xmlns:a="http://schemas.openxmlformats.org/drawingml/2006/main" noChangeAspect="1"/>
@@ -1962,7 +2371,7 @@
                   <pic:spPr>
                     <a:xfrm>
                       <a:off x="0" y="0"/>
-                      <a:ext cx="4972025" cy="2780291"/>
+                      <a:ext cx="3792895" cy="2120938"/>
                     </a:xfrm>
                     <a:prstGeom prst="rect">
                       <a:avLst/>
@@ -1982,8 +2391,8 @@
           <w:rFonts w:ascii="Times New Roman" w:hAnsi="Times New Roman" w:cs="Times New Roman"/>
           <w:b/>
           <w:bCs/>
-          <w:sz w:val="28"/>
-          <w:szCs w:val="28"/>
+          <w:sz w:val="24"/>
+          <w:szCs w:val="24"/>
           <w:lang w:val="en-US"/>
         </w:rPr>
       </w:pPr>
@@ -1999,7 +2408,9 @@
           <w:rFonts w:cs="Times New Roman"/>
           <w:b/>
           <w:bCs/>
-          <w:szCs w:val="28"/>
+          <w:color w:val="auto"/>
+          <w:sz w:val="24"/>
+          <w:szCs w:val="24"/>
           <w:lang w:val="en-US"/>
         </w:rPr>
       </w:pPr>
@@ -2009,7 +2420,9 @@
           <w:rFonts w:cs="Times New Roman"/>
           <w:b/>
           <w:bCs/>
-          <w:szCs w:val="28"/>
+          <w:color w:val="auto"/>
+          <w:sz w:val="24"/>
+          <w:szCs w:val="24"/>
         </w:rPr>
         <w:t>Реалізація конкретних декораторів:</w:t>
       </w:r>
@@ -2017,41 +2430,53 @@
         <w:rPr>
           <w:rStyle w:val="citation-168"/>
           <w:rFonts w:cs="Times New Roman"/>
-          <w:szCs w:val="28"/>
-        </w:rPr>
-        <w:t xml:space="preserve"> </w:t>
-      </w:r>
+          <w:color w:val="auto"/>
+          <w:sz w:val="24"/>
+          <w:szCs w:val="24"/>
+        </w:rPr>
+        <w:t xml:space="preserve"> створено класи конкретних інгредієнтів (</w:t>
+      </w:r>
+      <w:proofErr w:type="spellStart"/>
       <w:r>
         <w:rPr>
           <w:rStyle w:val="citation-168"/>
           <w:rFonts w:cs="Times New Roman"/>
-          <w:szCs w:val="28"/>
-        </w:rPr>
-        <w:t>с</w:t>
-      </w:r>
+          <w:color w:val="auto"/>
+          <w:sz w:val="24"/>
+          <w:szCs w:val="24"/>
+        </w:rPr>
+        <w:t>ChocolateSyrup</w:t>
+      </w:r>
+      <w:proofErr w:type="spellEnd"/>
       <w:r>
         <w:rPr>
           <w:rStyle w:val="citation-168"/>
           <w:rFonts w:cs="Times New Roman"/>
-          <w:szCs w:val="28"/>
-        </w:rPr>
-        <w:t>творено класи конкретних інгредієнтів (</w:t>
+          <w:color w:val="auto"/>
+          <w:sz w:val="24"/>
+          <w:szCs w:val="24"/>
+        </w:rPr>
+        <w:t xml:space="preserve">, </w:t>
       </w:r>
       <w:proofErr w:type="spellStart"/>
       <w:r>
         <w:rPr>
           <w:rStyle w:val="citation-168"/>
           <w:rFonts w:cs="Times New Roman"/>
-          <w:szCs w:val="28"/>
-        </w:rPr>
-        <w:t>ChocolateSyrup</w:t>
+          <w:color w:val="auto"/>
+          <w:sz w:val="24"/>
+          <w:szCs w:val="24"/>
+        </w:rPr>
+        <w:t>Nuts</w:t>
       </w:r>
       <w:proofErr w:type="spellEnd"/>
       <w:r>
         <w:rPr>
           <w:rStyle w:val="citation-168"/>
           <w:rFonts w:cs="Times New Roman"/>
-          <w:szCs w:val="28"/>
+          <w:color w:val="auto"/>
+          <w:sz w:val="24"/>
+          <w:szCs w:val="24"/>
         </w:rPr>
         <w:t xml:space="preserve">, </w:t>
       </w:r>
@@ -2060,41 +2485,29 @@
         <w:rPr>
           <w:rStyle w:val="citation-168"/>
           <w:rFonts w:cs="Times New Roman"/>
-          <w:szCs w:val="28"/>
-        </w:rPr>
-        <w:t>Nuts</w:t>
+          <w:color w:val="auto"/>
+          <w:sz w:val="24"/>
+          <w:szCs w:val="24"/>
+        </w:rPr>
+        <w:t>FruitBerries</w:t>
       </w:r>
       <w:proofErr w:type="spellEnd"/>
       <w:r>
         <w:rPr>
           <w:rStyle w:val="citation-168"/>
           <w:rFonts w:cs="Times New Roman"/>
-          <w:szCs w:val="28"/>
-        </w:rPr>
-        <w:t xml:space="preserve">, </w:t>
-      </w:r>
-      <w:proofErr w:type="spellStart"/>
-      <w:r>
-        <w:rPr>
-          <w:rStyle w:val="citation-168"/>
-          <w:rFonts w:cs="Times New Roman"/>
-          <w:szCs w:val="28"/>
-        </w:rPr>
-        <w:t>FruitBerries</w:t>
-      </w:r>
-      <w:proofErr w:type="spellEnd"/>
-      <w:r>
-        <w:rPr>
-          <w:rStyle w:val="citation-168"/>
-          <w:rFonts w:cs="Times New Roman"/>
-          <w:szCs w:val="28"/>
+          <w:color w:val="auto"/>
+          <w:sz w:val="24"/>
+          <w:szCs w:val="24"/>
         </w:rPr>
         <w:t>), які додають додаткові обов'язки до компоненту</w:t>
       </w:r>
       <w:r>
         <w:rPr>
           <w:rFonts w:cs="Times New Roman"/>
-          <w:szCs w:val="28"/>
+          <w:color w:val="auto"/>
+          <w:sz w:val="24"/>
+          <w:szCs w:val="24"/>
         </w:rPr>
         <w:t>, збільшуючи вартість та доповнюючи опис замовлення.</w:t>
       </w:r>
@@ -2104,8 +2517,8 @@
         <w:spacing w:after="0" w:line="360" w:lineRule="auto"/>
         <w:rPr>
           <w:rFonts w:ascii="Times New Roman" w:hAnsi="Times New Roman" w:cs="Times New Roman"/>
-          <w:sz w:val="28"/>
-          <w:szCs w:val="28"/>
+          <w:sz w:val="24"/>
+          <w:szCs w:val="24"/>
           <w:lang w:val="en-US"/>
         </w:rPr>
       </w:pPr>
@@ -2116,16 +2529,16 @@
         <w:jc w:val="center"/>
         <w:rPr>
           <w:rFonts w:ascii="Times New Roman" w:hAnsi="Times New Roman" w:cs="Times New Roman"/>
-          <w:sz w:val="28"/>
-          <w:szCs w:val="28"/>
+          <w:sz w:val="24"/>
+          <w:szCs w:val="24"/>
           <w:lang w:val="en-US"/>
         </w:rPr>
       </w:pPr>
       <w:r>
         <w:rPr>
           <w:rFonts w:ascii="Times New Roman" w:hAnsi="Times New Roman" w:cs="Times New Roman"/>
-          <w:sz w:val="28"/>
-          <w:szCs w:val="28"/>
+          <w:sz w:val="24"/>
+          <w:szCs w:val="24"/>
           <w:lang w:val="en-US"/>
         </w:rPr>
         <w:t>Toppings</w:t>
@@ -2139,8 +2552,8 @@
           <w:rFonts w:ascii="Times New Roman" w:hAnsi="Times New Roman" w:cs="Times New Roman"/>
           <w:b/>
           <w:bCs/>
-          <w:sz w:val="28"/>
-          <w:szCs w:val="28"/>
+          <w:sz w:val="24"/>
+          <w:szCs w:val="24"/>
           <w:lang w:val="en-US"/>
         </w:rPr>
       </w:pPr>
@@ -2149,8 +2562,9 @@
           <w:rFonts w:ascii="Times New Roman" w:hAnsi="Times New Roman" w:cs="Times New Roman"/>
           <w:b/>
           <w:bCs/>
-          <w:sz w:val="28"/>
-          <w:szCs w:val="28"/>
+          <w:noProof/>
+          <w:sz w:val="24"/>
+          <w:szCs w:val="24"/>
           <w:lang w:val="en-US"/>
         </w:rPr>
         <w:drawing>
@@ -2197,8 +2611,8 @@
           <w:rFonts w:ascii="Times New Roman" w:hAnsi="Times New Roman" w:cs="Times New Roman"/>
           <w:b/>
           <w:bCs/>
-          <w:sz w:val="28"/>
-          <w:szCs w:val="28"/>
+          <w:sz w:val="24"/>
+          <w:szCs w:val="24"/>
           <w:lang w:val="en-US"/>
         </w:rPr>
       </w:pPr>
@@ -2214,7 +2628,9 @@
           <w:rFonts w:cs="Times New Roman"/>
           <w:b/>
           <w:bCs/>
-          <w:szCs w:val="28"/>
+          <w:color w:val="auto"/>
+          <w:sz w:val="24"/>
+          <w:szCs w:val="24"/>
           <w:lang w:val="en-US"/>
         </w:rPr>
       </w:pPr>
@@ -2224,7 +2640,9 @@
           <w:rFonts w:cs="Times New Roman"/>
           <w:b/>
           <w:bCs/>
-          <w:szCs w:val="28"/>
+          <w:color w:val="auto"/>
+          <w:sz w:val="24"/>
+          <w:szCs w:val="24"/>
         </w:rPr>
         <w:t>Клієнтський код:</w:t>
       </w:r>
@@ -2232,66 +2650,62 @@
         <w:rPr>
           <w:rStyle w:val="citation-167"/>
           <w:rFonts w:cs="Times New Roman"/>
-          <w:szCs w:val="28"/>
-        </w:rPr>
-        <w:t xml:space="preserve"> </w:t>
-      </w:r>
+          <w:color w:val="auto"/>
+          <w:sz w:val="24"/>
+          <w:szCs w:val="24"/>
+        </w:rPr>
+        <w:t xml:space="preserve"> у </w:t>
+      </w:r>
+      <w:proofErr w:type="spellStart"/>
       <w:r>
         <w:rPr>
           <w:rStyle w:val="citation-167"/>
           <w:rFonts w:cs="Times New Roman"/>
-          <w:szCs w:val="28"/>
-        </w:rPr>
-        <w:t>у</w:t>
-      </w:r>
+          <w:color w:val="auto"/>
+          <w:sz w:val="24"/>
+          <w:szCs w:val="24"/>
+        </w:rPr>
+        <w:t>Program.cs</w:t>
+      </w:r>
+      <w:proofErr w:type="spellEnd"/>
       <w:r>
         <w:rPr>
           <w:rStyle w:val="citation-167"/>
           <w:rFonts w:cs="Times New Roman"/>
-          <w:szCs w:val="28"/>
-        </w:rPr>
-        <w:t xml:space="preserve"> </w:t>
+          <w:color w:val="auto"/>
+          <w:sz w:val="24"/>
+          <w:szCs w:val="24"/>
+        </w:rPr>
+        <w:t xml:space="preserve"> продемонстровано динамічне "обгортання" об'єкта </w:t>
       </w:r>
       <w:proofErr w:type="spellStart"/>
       <w:r>
         <w:rPr>
           <w:rStyle w:val="citation-167"/>
           <w:rFonts w:cs="Times New Roman"/>
-          <w:szCs w:val="28"/>
-        </w:rPr>
-        <w:t>Program.cs</w:t>
+          <w:color w:val="auto"/>
+          <w:sz w:val="24"/>
+          <w:szCs w:val="24"/>
+        </w:rPr>
+        <w:t>VanillaIceCream</w:t>
       </w:r>
       <w:proofErr w:type="spellEnd"/>
       <w:r>
         <w:rPr>
           <w:rStyle w:val="citation-167"/>
           <w:rFonts w:cs="Times New Roman"/>
-          <w:szCs w:val="28"/>
-        </w:rPr>
-        <w:t xml:space="preserve"> продемонстровано динамічне "обгортання" об'єкта </w:t>
-      </w:r>
-      <w:proofErr w:type="spellStart"/>
-      <w:r>
-        <w:rPr>
-          <w:rStyle w:val="citation-167"/>
-          <w:rFonts w:cs="Times New Roman"/>
-          <w:szCs w:val="28"/>
-        </w:rPr>
-        <w:t>VanillaIceCream</w:t>
-      </w:r>
-      <w:proofErr w:type="spellEnd"/>
-      <w:r>
-        <w:rPr>
-          <w:rStyle w:val="citation-167"/>
-          <w:rFonts w:cs="Times New Roman"/>
-          <w:szCs w:val="28"/>
+          <w:color w:val="auto"/>
+          <w:sz w:val="24"/>
+          <w:szCs w:val="24"/>
         </w:rPr>
         <w:t xml:space="preserve"> кількома декораторами послідовно</w:t>
       </w:r>
       <w:r>
         <w:rPr>
           <w:rFonts w:cs="Times New Roman"/>
-          <w:szCs w:val="28"/>
+          <w:color w:val="auto"/>
+          <w:sz w:val="24"/>
+          <w:szCs w:val="24"/>
         </w:rPr>
         <w:t>.</w:t>
       </w:r>
@@ -2301,8 +2715,8 @@
         <w:spacing w:after="0" w:line="360" w:lineRule="auto"/>
         <w:rPr>
           <w:rFonts w:ascii="Times New Roman" w:hAnsi="Times New Roman" w:cs="Times New Roman"/>
-          <w:sz w:val="28"/>
-          <w:szCs w:val="28"/>
+          <w:sz w:val="24"/>
+          <w:szCs w:val="24"/>
           <w:lang w:val="en-US"/>
         </w:rPr>
       </w:pPr>
@@ -2313,16 +2727,16 @@
         <w:jc w:val="center"/>
         <w:rPr>
           <w:rFonts w:ascii="Times New Roman" w:hAnsi="Times New Roman" w:cs="Times New Roman"/>
-          <w:sz w:val="28"/>
-          <w:szCs w:val="28"/>
+          <w:sz w:val="24"/>
+          <w:szCs w:val="24"/>
           <w:lang w:val="en-US"/>
         </w:rPr>
       </w:pPr>
       <w:r>
         <w:rPr>
           <w:rFonts w:ascii="Times New Roman" w:hAnsi="Times New Roman" w:cs="Times New Roman"/>
-          <w:sz w:val="28"/>
-          <w:szCs w:val="28"/>
+          <w:sz w:val="24"/>
+          <w:szCs w:val="24"/>
           <w:lang w:val="en-US"/>
         </w:rPr>
         <w:t>Program</w:t>
@@ -2336,8 +2750,8 @@
           <w:rFonts w:ascii="Times New Roman" w:hAnsi="Times New Roman" w:cs="Times New Roman"/>
           <w:b/>
           <w:bCs/>
-          <w:sz w:val="28"/>
-          <w:szCs w:val="28"/>
+          <w:sz w:val="24"/>
+          <w:szCs w:val="24"/>
           <w:lang w:val="en-US"/>
         </w:rPr>
       </w:pPr>
@@ -2346,8 +2760,9 @@
           <w:rFonts w:ascii="Times New Roman" w:hAnsi="Times New Roman" w:cs="Times New Roman"/>
           <w:b/>
           <w:bCs/>
-          <w:sz w:val="28"/>
-          <w:szCs w:val="28"/>
+          <w:noProof/>
+          <w:sz w:val="24"/>
+          <w:szCs w:val="24"/>
           <w:lang w:val="en-US"/>
         </w:rPr>
         <w:drawing>
@@ -2395,8 +2810,8 @@
           <w:rFonts w:ascii="Times New Roman" w:hAnsi="Times New Roman" w:cs="Times New Roman"/>
           <w:b/>
           <w:bCs/>
-          <w:sz w:val="28"/>
-          <w:szCs w:val="28"/>
+          <w:sz w:val="24"/>
+          <w:szCs w:val="24"/>
           <w:lang w:val="en-US"/>
         </w:rPr>
       </w:pPr>
@@ -2409,17 +2824,17 @@
           <w:rFonts w:ascii="Times New Roman" w:hAnsi="Times New Roman" w:cs="Times New Roman"/>
           <w:b/>
           <w:bCs/>
-          <w:sz w:val="28"/>
-          <w:szCs w:val="28"/>
-        </w:rPr>
-      </w:pPr>
-      <w:r>
-        <w:rPr>
-          <w:rFonts w:ascii="Times New Roman" w:hAnsi="Times New Roman" w:cs="Times New Roman"/>
-          <w:b/>
-          <w:bCs/>
-          <w:sz w:val="28"/>
-          <w:szCs w:val="28"/>
+          <w:sz w:val="24"/>
+          <w:szCs w:val="24"/>
+        </w:rPr>
+      </w:pPr>
+      <w:r>
+        <w:rPr>
+          <w:rFonts w:ascii="Times New Roman" w:hAnsi="Times New Roman" w:cs="Times New Roman"/>
+          <w:b/>
+          <w:bCs/>
+          <w:sz w:val="24"/>
+          <w:szCs w:val="24"/>
         </w:rPr>
         <w:t>Результат</w:t>
       </w:r>
@@ -2432,17 +2847,18 @@
           <w:rFonts w:ascii="Times New Roman" w:hAnsi="Times New Roman" w:cs="Times New Roman"/>
           <w:b/>
           <w:bCs/>
-          <w:sz w:val="28"/>
-          <w:szCs w:val="28"/>
-        </w:rPr>
-      </w:pPr>
-      <w:r>
-        <w:rPr>
-          <w:rFonts w:ascii="Times New Roman" w:hAnsi="Times New Roman" w:cs="Times New Roman"/>
-          <w:b/>
-          <w:bCs/>
-          <w:sz w:val="28"/>
-          <w:szCs w:val="28"/>
+          <w:sz w:val="24"/>
+          <w:szCs w:val="24"/>
+        </w:rPr>
+      </w:pPr>
+      <w:r>
+        <w:rPr>
+          <w:rFonts w:ascii="Times New Roman" w:hAnsi="Times New Roman" w:cs="Times New Roman"/>
+          <w:b/>
+          <w:bCs/>
+          <w:noProof/>
+          <w:sz w:val="24"/>
+          <w:szCs w:val="24"/>
         </w:rPr>
         <w:drawing>
           <wp:inline distT="0" distB="0" distL="0" distR="0" wp14:anchorId="031D582D" wp14:editId="09E8DC2C">
@@ -2488,8 +2904,8 @@
           <w:rFonts w:ascii="Times New Roman" w:hAnsi="Times New Roman" w:cs="Times New Roman"/>
           <w:b/>
           <w:bCs/>
-          <w:sz w:val="28"/>
-          <w:szCs w:val="28"/>
+          <w:sz w:val="24"/>
+          <w:szCs w:val="24"/>
         </w:rPr>
       </w:pPr>
     </w:p>
@@ -2500,18 +2916,14 @@
         <w:rPr>
           <w:rFonts w:ascii="Times New Roman" w:hAnsi="Times New Roman" w:cs="Times New Roman"/>
           <w:color w:val="auto"/>
-          <w:sz w:val="28"/>
-          <w:szCs w:val="28"/>
-        </w:rPr>
-      </w:pPr>
-      <w:r>
-        <w:rPr>
-          <w:rFonts w:ascii="Times New Roman" w:hAnsi="Times New Roman" w:cs="Times New Roman"/>
-          <w:b/>
-          <w:bCs/>
-          <w:color w:val="auto"/>
-          <w:sz w:val="28"/>
-          <w:szCs w:val="28"/>
+        </w:rPr>
+      </w:pPr>
+      <w:r>
+        <w:rPr>
+          <w:rFonts w:ascii="Times New Roman" w:hAnsi="Times New Roman" w:cs="Times New Roman"/>
+          <w:b/>
+          <w:bCs/>
+          <w:color w:val="auto"/>
         </w:rPr>
         <w:t>Висновок:</w:t>
       </w:r>
@@ -2519,8 +2931,6 @@
         <w:rPr>
           <w:rFonts w:ascii="Times New Roman" w:hAnsi="Times New Roman" w:cs="Times New Roman"/>
           <w:color w:val="auto"/>
-          <w:sz w:val="28"/>
-          <w:szCs w:val="28"/>
         </w:rPr>
         <w:t xml:space="preserve"> п</w:t>
       </w:r>
@@ -2528,28 +2938,21 @@
         <w:rPr>
           <w:rFonts w:ascii="Times New Roman" w:hAnsi="Times New Roman" w:cs="Times New Roman"/>
           <w:color w:val="auto"/>
-          <w:sz w:val="28"/>
-          <w:szCs w:val="28"/>
         </w:rPr>
         <w:t xml:space="preserve">ід час виконання лабораторної роботи було успішно застосовано структурні шаблони </w:t>
       </w:r>
-      <w:proofErr w:type="spellStart"/>
-      <w:r>
-        <w:rPr>
-          <w:rFonts w:ascii="Times New Roman" w:hAnsi="Times New Roman" w:cs="Times New Roman"/>
-          <w:color w:val="auto"/>
-          <w:sz w:val="28"/>
-          <w:szCs w:val="28"/>
-        </w:rPr>
-        <w:t>Facade</w:t>
-      </w:r>
-      <w:proofErr w:type="spellEnd"/>
-      <w:r>
-        <w:rPr>
-          <w:rFonts w:ascii="Times New Roman" w:hAnsi="Times New Roman" w:cs="Times New Roman"/>
-          <w:color w:val="auto"/>
-          <w:sz w:val="28"/>
-          <w:szCs w:val="28"/>
+      <w:r>
+        <w:rPr>
+          <w:rFonts w:ascii="Times New Roman" w:hAnsi="Times New Roman" w:cs="Times New Roman"/>
+          <w:color w:val="auto"/>
+          <w:lang w:val="en-US"/>
+        </w:rPr>
+        <w:t>Composite</w:t>
+      </w:r>
+      <w:r>
+        <w:rPr>
+          <w:rFonts w:ascii="Times New Roman" w:hAnsi="Times New Roman" w:cs="Times New Roman"/>
+          <w:color w:val="auto"/>
         </w:rPr>
         <w:t xml:space="preserve"> та </w:t>
       </w:r>
@@ -2558,8 +2961,6 @@
         <w:rPr>
           <w:rFonts w:ascii="Times New Roman" w:hAnsi="Times New Roman" w:cs="Times New Roman"/>
           <w:color w:val="auto"/>
-          <w:sz w:val="28"/>
-          <w:szCs w:val="28"/>
         </w:rPr>
         <w:t>Decorator</w:t>
       </w:r>
@@ -2568,8 +2969,6 @@
         <w:rPr>
           <w:rFonts w:ascii="Times New Roman" w:hAnsi="Times New Roman" w:cs="Times New Roman"/>
           <w:color w:val="auto"/>
-          <w:sz w:val="28"/>
-          <w:szCs w:val="28"/>
         </w:rPr>
         <w:t xml:space="preserve">. </w:t>
       </w:r>
@@ -2578,8 +2977,6 @@
           <w:rStyle w:val="citation-166"/>
           <w:rFonts w:ascii="Times New Roman" w:hAnsi="Times New Roman" w:cs="Times New Roman"/>
           <w:color w:val="auto"/>
-          <w:sz w:val="28"/>
-          <w:szCs w:val="28"/>
         </w:rPr>
         <w:t xml:space="preserve">Шаблон </w:t>
       </w:r>
@@ -2589,10 +2986,9 @@
           <w:rStyle w:val="citation-166"/>
           <w:rFonts w:ascii="Times New Roman" w:hAnsi="Times New Roman" w:cs="Times New Roman"/>
           <w:color w:val="auto"/>
-          <w:sz w:val="28"/>
-          <w:szCs w:val="28"/>
-        </w:rPr>
-        <w:t>Facade</w:t>
+          <w:lang w:val="en-US"/>
+        </w:rPr>
+        <w:t>Composit</w:t>
       </w:r>
       <w:proofErr w:type="spellEnd"/>
       <w:r>
@@ -2600,17 +2996,37 @@
           <w:rStyle w:val="citation-166"/>
           <w:rFonts w:ascii="Times New Roman" w:hAnsi="Times New Roman" w:cs="Times New Roman"/>
           <w:color w:val="auto"/>
-          <w:sz w:val="28"/>
-          <w:szCs w:val="28"/>
-        </w:rPr>
-        <w:t xml:space="preserve"> довів свою корисність у спрощенні інтерфейсу взаємодії зі складними підсистемами</w:t>
-      </w:r>
-      <w:r>
-        <w:rPr>
-          <w:rFonts w:ascii="Times New Roman" w:hAnsi="Times New Roman" w:cs="Times New Roman"/>
-          <w:color w:val="auto"/>
-          <w:sz w:val="28"/>
-          <w:szCs w:val="28"/>
+        </w:rPr>
+        <w:t xml:space="preserve"> довів свою корисність у </w:t>
+      </w:r>
+      <w:r>
+        <w:rPr>
+          <w:rStyle w:val="citation-558"/>
+          <w:rFonts w:ascii="Times New Roman" w:hAnsi="Times New Roman" w:cs="Times New Roman"/>
+          <w:color w:val="auto"/>
+        </w:rPr>
+        <w:t>моделюванн</w:t>
+      </w:r>
+      <w:r>
+        <w:rPr>
+          <w:rStyle w:val="citation-558"/>
+          <w:rFonts w:ascii="Times New Roman" w:hAnsi="Times New Roman" w:cs="Times New Roman"/>
+          <w:color w:val="auto"/>
+        </w:rPr>
+        <w:t>і</w:t>
+      </w:r>
+      <w:r>
+        <w:rPr>
+          <w:rStyle w:val="citation-558"/>
+          <w:rFonts w:ascii="Times New Roman" w:hAnsi="Times New Roman" w:cs="Times New Roman"/>
+          <w:color w:val="auto"/>
+        </w:rPr>
+        <w:t xml:space="preserve"> ієрархічних структур даних, де прості елементи об'єднуються у більш складні компоненти</w:t>
+      </w:r>
+      <w:r>
+        <w:rPr>
+          <w:rFonts w:ascii="Times New Roman" w:hAnsi="Times New Roman" w:cs="Times New Roman"/>
+          <w:color w:val="auto"/>
         </w:rPr>
         <w:t xml:space="preserve">. </w:t>
       </w:r>
@@ -2619,8 +3035,6 @@
           <w:rStyle w:val="citation-164"/>
           <w:rFonts w:ascii="Times New Roman" w:hAnsi="Times New Roman" w:cs="Times New Roman"/>
           <w:color w:val="auto"/>
-          <w:sz w:val="28"/>
-          <w:szCs w:val="28"/>
         </w:rPr>
         <w:t xml:space="preserve">Шаблон </w:t>
       </w:r>
@@ -2630,8 +3044,6 @@
           <w:rStyle w:val="citation-164"/>
           <w:rFonts w:ascii="Times New Roman" w:hAnsi="Times New Roman" w:cs="Times New Roman"/>
           <w:color w:val="auto"/>
-          <w:sz w:val="28"/>
-          <w:szCs w:val="28"/>
         </w:rPr>
         <w:t>Decorator</w:t>
       </w:r>
@@ -2641,8 +3053,6 @@
           <w:rStyle w:val="citation-164"/>
           <w:rFonts w:ascii="Times New Roman" w:hAnsi="Times New Roman" w:cs="Times New Roman"/>
           <w:color w:val="auto"/>
-          <w:sz w:val="28"/>
-          <w:szCs w:val="28"/>
         </w:rPr>
         <w:t xml:space="preserve"> надав гнучку альтернативу статичному успадкуванню</w:t>
       </w:r>
@@ -2650,8 +3060,6 @@
         <w:rPr>
           <w:rFonts w:ascii="Times New Roman" w:hAnsi="Times New Roman" w:cs="Times New Roman"/>
           <w:color w:val="auto"/>
-          <w:sz w:val="28"/>
-          <w:szCs w:val="28"/>
         </w:rPr>
         <w:t xml:space="preserve">. Реалізація </w:t>
       </w:r>
@@ -2661,8 +3069,8 @@
           <w:rStyle w:val="HTMLCode"/>
           <w:rFonts w:ascii="Times New Roman" w:eastAsiaTheme="majorEastAsia" w:hAnsi="Times New Roman" w:cs="Times New Roman"/>
           <w:color w:val="auto"/>
-          <w:sz w:val="28"/>
-          <w:szCs w:val="28"/>
+          <w:sz w:val="24"/>
+          <w:szCs w:val="24"/>
         </w:rPr>
         <w:t>IceCreamDecorator</w:t>
       </w:r>
@@ -2671,8 +3079,6 @@
         <w:rPr>
           <w:rFonts w:ascii="Times New Roman" w:hAnsi="Times New Roman" w:cs="Times New Roman"/>
           <w:color w:val="auto"/>
-          <w:sz w:val="28"/>
-          <w:szCs w:val="28"/>
         </w:rPr>
         <w:t xml:space="preserve"> дозволила </w:t>
       </w:r>
@@ -2681,8 +3087,6 @@
         <w:rPr>
           <w:rFonts w:ascii="Times New Roman" w:hAnsi="Times New Roman" w:cs="Times New Roman"/>
           <w:color w:val="auto"/>
-          <w:sz w:val="28"/>
-          <w:szCs w:val="28"/>
         </w:rPr>
         <w:t>динамічно</w:t>
       </w:r>
@@ -2691,8 +3095,6 @@
         <w:rPr>
           <w:rFonts w:ascii="Times New Roman" w:hAnsi="Times New Roman" w:cs="Times New Roman"/>
           <w:color w:val="auto"/>
-          <w:sz w:val="28"/>
-          <w:szCs w:val="28"/>
         </w:rPr>
         <w:t xml:space="preserve"> змінювати поведінку та стан об'єкта (додавати інгредієнти до морозива) під час виконання програми.</w:t>
       </w:r>
@@ -2704,8 +3106,8 @@
           <w:rFonts w:ascii="Times New Roman" w:hAnsi="Times New Roman" w:cs="Times New Roman"/>
           <w:b/>
           <w:bCs/>
-          <w:sz w:val="28"/>
-          <w:szCs w:val="28"/>
+          <w:sz w:val="24"/>
+          <w:szCs w:val="24"/>
         </w:rPr>
       </w:pPr>
     </w:p>
@@ -2722,6 +3124,96 @@
 <file path=word/numbering.xml><?xml version="1.0" encoding="utf-8"?>
 <w:numbering xmlns:wpc="http://schemas.microsoft.com/office/word/2010/wordprocessingCanvas" xmlns:cx="http://schemas.microsoft.com/office/drawing/2014/chartex" xmlns:cx1="http://schemas.microsoft.com/office/drawing/2015/9/8/chartex" xmlns:cx2="http://schemas.microsoft.com/office/drawing/2015/10/21/chartex" xmlns:cx3="http://schemas.microsoft.com/office/drawing/2016/5/9/chartex" xmlns:cx4="http://schemas.microsoft.com/office/drawing/2016/5/10/chartex" xmlns:cx5="http://schemas.microsoft.com/office/drawing/2016/5/11/chartex" xmlns:cx6="http://schemas.microsoft.com/office/drawing/2016/5/12/chartex" xmlns:cx7="http://schemas.microsoft.com/office/drawing/2016/5/13/chartex" xmlns:cx8="http://schemas.microsoft.com/office/drawing/2016/5/14/chartex" xmlns:mc="http://schemas.openxmlformats.org/markup-compatibility/2006" xmlns:aink="http://schemas.microsoft.com/office/drawing/2016/ink" xmlns:am3d="http://schemas.microsoft.com/office/drawing/2017/model3d" xmlns:o="urn:schemas-microsoft-com:office:office" xmlns:r="http://schemas.openxmlformats.org/officeDocument/2006/relationships" xmlns:m="http://schemas.openxmlformats.org/officeDocument/2006/math" xmlns:v="urn:schemas-microsoft-com:vml" xmlns:wp14="http://schemas.microsoft.com/office/word/2010/wordprocessingDrawing" xmlns:wp="http://schemas.openxmlformats.org/drawingml/2006/wordprocessingDrawing" xmlns:w10="urn:schemas-microsoft-com:office:word" xmlns:w="http://schemas.openxmlformats.org/wordprocessingml/2006/main" xmlns:w14="http://schemas.microsoft.com/office/word/2010/wordml" xmlns:w15="http://schemas.microsoft.com/office/word/2012/wordml" xmlns:w16cex="http://schemas.microsoft.com/office/word/2018/wordml/cex" xmlns:w16cid="http://schemas.microsoft.com/office/word/2016/wordml/cid" xmlns:w16="http://schemas.microsoft.com/office/word/2018/wordml" xmlns:w16sdtdh="http://schemas.microsoft.com/office/word/2020/wordml/sdtdatahash" xmlns:w16se="http://schemas.microsoft.com/office/word/2015/wordml/symex" xmlns:wpg="http://schemas.microsoft.com/office/word/2010/wordprocessingGroup" xmlns:wpi="http://schemas.microsoft.com/office/word/2010/wordprocessingInk" xmlns:wne="http://schemas.microsoft.com/office/word/2006/wordml" xmlns:wps="http://schemas.microsoft.com/office/word/2010/wordprocessingShape" mc:Ignorable="w14 w15 w16se w16cid w16 w16cex w16sdtdh wp14">
   <w:abstractNum w:abstractNumId="0" w15:restartNumberingAfterBreak="0">
+    <w:nsid w:val="1445409D"/>
+    <w:multiLevelType w:val="hybridMultilevel"/>
+    <w:tmpl w:val="541C112C"/>
+    <w:lvl w:ilvl="0" w:tplc="DF1E38AA">
+      <w:start w:val="1"/>
+      <w:numFmt w:val="decimal"/>
+      <w:lvlText w:val="%1."/>
+      <w:lvlJc w:val="left"/>
+      <w:pPr>
+        <w:ind w:left="720" w:hanging="360"/>
+      </w:pPr>
+      <w:rPr>
+        <w:rFonts w:asciiTheme="minorHAnsi" w:eastAsiaTheme="minorHAnsi" w:hAnsiTheme="minorHAnsi" w:cstheme="minorBidi" w:hint="default"/>
+        <w:sz w:val="22"/>
+      </w:rPr>
+    </w:lvl>
+    <w:lvl w:ilvl="1" w:tplc="04220019" w:tentative="1">
+      <w:start w:val="1"/>
+      <w:numFmt w:val="lowerLetter"/>
+      <w:lvlText w:val="%2."/>
+      <w:lvlJc w:val="left"/>
+      <w:pPr>
+        <w:ind w:left="1440" w:hanging="360"/>
+      </w:pPr>
+    </w:lvl>
+    <w:lvl w:ilvl="2" w:tplc="0422001B" w:tentative="1">
+      <w:start w:val="1"/>
+      <w:numFmt w:val="lowerRoman"/>
+      <w:lvlText w:val="%3."/>
+      <w:lvlJc w:val="right"/>
+      <w:pPr>
+        <w:ind w:left="2160" w:hanging="180"/>
+      </w:pPr>
+    </w:lvl>
+    <w:lvl w:ilvl="3" w:tplc="0422000F" w:tentative="1">
+      <w:start w:val="1"/>
+      <w:numFmt w:val="decimal"/>
+      <w:lvlText w:val="%4."/>
+      <w:lvlJc w:val="left"/>
+      <w:pPr>
+        <w:ind w:left="2880" w:hanging="360"/>
+      </w:pPr>
+    </w:lvl>
+    <w:lvl w:ilvl="4" w:tplc="04220019" w:tentative="1">
+      <w:start w:val="1"/>
+      <w:numFmt w:val="lowerLetter"/>
+      <w:lvlText w:val="%5."/>
+      <w:lvlJc w:val="left"/>
+      <w:pPr>
+        <w:ind w:left="3600" w:hanging="360"/>
+      </w:pPr>
+    </w:lvl>
+    <w:lvl w:ilvl="5" w:tplc="0422001B" w:tentative="1">
+      <w:start w:val="1"/>
+      <w:numFmt w:val="lowerRoman"/>
+      <w:lvlText w:val="%6."/>
+      <w:lvlJc w:val="right"/>
+      <w:pPr>
+        <w:ind w:left="4320" w:hanging="180"/>
+      </w:pPr>
+    </w:lvl>
+    <w:lvl w:ilvl="6" w:tplc="0422000F" w:tentative="1">
+      <w:start w:val="1"/>
+      <w:numFmt w:val="decimal"/>
+      <w:lvlText w:val="%7."/>
+      <w:lvlJc w:val="left"/>
+      <w:pPr>
+        <w:ind w:left="5040" w:hanging="360"/>
+      </w:pPr>
+    </w:lvl>
+    <w:lvl w:ilvl="7" w:tplc="04220019" w:tentative="1">
+      <w:start w:val="1"/>
+      <w:numFmt w:val="lowerLetter"/>
+      <w:lvlText w:val="%8."/>
+      <w:lvlJc w:val="left"/>
+      <w:pPr>
+        <w:ind w:left="5760" w:hanging="360"/>
+      </w:pPr>
+    </w:lvl>
+    <w:lvl w:ilvl="8" w:tplc="0422001B" w:tentative="1">
+      <w:start w:val="1"/>
+      <w:numFmt w:val="lowerRoman"/>
+      <w:lvlText w:val="%9."/>
+      <w:lvlJc w:val="right"/>
+      <w:pPr>
+        <w:ind w:left="6480" w:hanging="180"/>
+      </w:pPr>
+    </w:lvl>
+  </w:abstractNum>
+  <w:abstractNum w:abstractNumId="1" w15:restartNumberingAfterBreak="0">
     <w:nsid w:val="265241F8"/>
     <w:multiLevelType w:val="hybridMultilevel"/>
     <w:tmpl w:val="C5864BB4"/>
@@ -2810,7 +3302,7 @@
       </w:pPr>
     </w:lvl>
   </w:abstractNum>
-  <w:abstractNum w:abstractNumId="1" w15:restartNumberingAfterBreak="0">
+  <w:abstractNum w:abstractNumId="2" w15:restartNumberingAfterBreak="0">
     <w:nsid w:val="37062D48"/>
     <w:multiLevelType w:val="hybridMultilevel"/>
     <w:tmpl w:val="120E229E"/>
@@ -2899,7 +3391,7 @@
       </w:pPr>
     </w:lvl>
   </w:abstractNum>
-  <w:abstractNum w:abstractNumId="2" w15:restartNumberingAfterBreak="0">
+  <w:abstractNum w:abstractNumId="3" w15:restartNumberingAfterBreak="0">
     <w:nsid w:val="3E2E30E4"/>
     <w:multiLevelType w:val="hybridMultilevel"/>
     <w:tmpl w:val="2CBA4B5C"/>
@@ -2988,7 +3480,7 @@
       </w:pPr>
     </w:lvl>
   </w:abstractNum>
-  <w:abstractNum w:abstractNumId="3" w15:restartNumberingAfterBreak="0">
+  <w:abstractNum w:abstractNumId="4" w15:restartNumberingAfterBreak="0">
     <w:nsid w:val="45114EFA"/>
     <w:multiLevelType w:val="hybridMultilevel"/>
     <w:tmpl w:val="F28A17F4"/>
@@ -3080,7 +3572,7 @@
       </w:pPr>
     </w:lvl>
   </w:abstractNum>
-  <w:abstractNum w:abstractNumId="4" w15:restartNumberingAfterBreak="0">
+  <w:abstractNum w:abstractNumId="5" w15:restartNumberingAfterBreak="0">
     <w:nsid w:val="56F363AF"/>
     <w:multiLevelType w:val="hybridMultilevel"/>
     <w:tmpl w:val="D046BF74"/>
@@ -3171,19 +3663,22 @@
     </w:lvl>
   </w:abstractNum>
   <w:num w:numId="1">
+    <w:abstractNumId w:val="4"/>
+  </w:num>
+  <w:num w:numId="2">
+    <w:abstractNumId w:val="1"/>
+  </w:num>
+  <w:num w:numId="3">
     <w:abstractNumId w:val="3"/>
   </w:num>
-  <w:num w:numId="2">
-    <w:abstractNumId w:val="0"/>
-  </w:num>
-  <w:num w:numId="3">
+  <w:num w:numId="4">
     <w:abstractNumId w:val="2"/>
   </w:num>
-  <w:num w:numId="4">
-    <w:abstractNumId w:val="1"/>
+  <w:num w:numId="5">
+    <w:abstractNumId w:val="5"/>
   </w:num>
-  <w:num w:numId="5">
-    <w:abstractNumId w:val="4"/>
+  <w:num w:numId="6">
+    <w:abstractNumId w:val="0"/>
   </w:num>
 </w:numbering>
 </file>
@@ -3954,6 +4449,16 @@
     <w:basedOn w:val="DefaultParagraphFont"/>
     <w:rsid w:val="002B12F4"/>
   </w:style>
+  <w:style w:type="character" w:customStyle="1" w:styleId="citation-559">
+    <w:name w:val="citation-559"/>
+    <w:basedOn w:val="DefaultParagraphFont"/>
+    <w:rsid w:val="008F14CC"/>
+  </w:style>
+  <w:style w:type="character" w:customStyle="1" w:styleId="citation-558">
+    <w:name w:val="citation-558"/>
+    <w:basedOn w:val="DefaultParagraphFont"/>
+    <w:rsid w:val="00290CE5"/>
+  </w:style>
 </w:styles>
 </file>
 
